--- a/eng/docx/15.content.docx
+++ b/eng/docx/15.content.docx
@@ -19,7 +19,7 @@
         <w:rPr>
           <w:lang w:val="en_US" w:bidi="en_US"/>
         </w:rPr>
-        <w:t>Resource: Study Notes - Book Intros (Tyndale)</w:t>
+        <w:t>Resource: Tyndale Open Study Notes</w:t>
       </w:r>
       <w:r>
         <w:rPr>
@@ -112,7 +112,7 @@
         <w:rPr>
           <w:lang w:val="en_US" w:bidi="en_US"/>
         </w:rPr>
-        <w:t>Study Notes - Book Intros (Tyndale)</w:t>
+        <w:t>Tyndale Open Study Notes</w:t>
       </w:r>
     </w:p>
     <w:p>

--- a/eng/docx/15.content.docx
+++ b/eng/docx/15.content.docx
@@ -231,7 +231,7 @@
         <w:rPr>
           <w:lang w:val="en_US" w:bidi="en_US"/>
         </w:rPr>
-        <w:t>Ezra recounts God’s marvelous work in bringing many Israelites back to Jerusalem after seventy years of exile in Babylon. The restored community struggled to resist pagan influences, to rebuild the Temple, and to deal with sin in the lives of those who chose to follow the world’s values rather than God’s. In Ezra we see how God provides for and protects those who trust in him and faithfully obey his word.</w:t>
+        <w:t>Ezra tells how God brought many Israelites back to Jerusalem after 70 years of exile in Babylon. The people had to resist false worship, rebuild the temple, and turn away from sin. Some had chosen to follow the values of the world instead of God’s ways. In Ezra, we see that God provides for and protects those who trust him and obey his word.</w:t>
       </w:r>
     </w:p>
     <w:p>
@@ -256,7 +256,7 @@
         <w:rPr>
           <w:lang w:val="en_US" w:bidi="en_US"/>
         </w:rPr>
-        <w:t xml:space="preserve">About 130 years before Ezra came to Jerusalem in 458 BC, God punished Judah’s persistent wickedness by sending the Babylonians to destroy the city, demolish the Temple, and take thousands into exile (see </w:t>
+        <w:t xml:space="preserve">About 130 years before Ezra came to Jerusalem in 458 BC, God punished Judah because the people continued to do evil. He sent the Babylonians to destroy Jerusalem, tear down the temple, and take thousands of people into exile (see </w:t>
       </w:r>
       <w:hyperlink r:id="rId13">
         <w:r>
@@ -267,68 +267,14 @@
             <w:color w:val="0000EE"/>
             <w:u w:val="single"/>
           </w:rPr>
-          <w:t>2 Kgs 25:1–30</w:t>
+          <w:t>2 Kings 25:1–30</w:t>
         </w:r>
       </w:hyperlink>
       <w:r>
         <w:rPr>
           <w:lang w:val="en_US" w:bidi="en_US"/>
         </w:rPr>
-        <w:t>). While in exile in Babylon, the Israelites were able to build homes, have gardens, and live a fairly good life with some religious freedom (</w:t>
-      </w:r>
-      <w:hyperlink r:id="rId14">
-        <w:r>
-          <w:rPr>
-            <w:lang w:val="en_US" w:bidi="en_US"/>
-          </w:rPr>
-          <w:rPr>
-            <w:color w:val="0000EE"/>
-            <w:u w:val="single"/>
-          </w:rPr>
-          <w:t>Jer 29:4–5</w:t>
-        </w:r>
-      </w:hyperlink>
-      <w:r>
-        <w:rPr>
-          <w:lang w:val="en_US" w:bidi="en_US"/>
-        </w:rPr>
-        <w:t>). Some attained positions of power (</w:t>
-      </w:r>
-      <w:hyperlink r:id="rId15">
-        <w:r>
-          <w:rPr>
-            <w:lang w:val="en_US" w:bidi="en_US"/>
-          </w:rPr>
-          <w:rPr>
-            <w:color w:val="0000EE"/>
-            <w:u w:val="single"/>
-          </w:rPr>
-          <w:t>Dan 3</w:t>
-        </w:r>
-      </w:hyperlink>
-      <w:r>
-        <w:rPr>
-          <w:lang w:val="en_US" w:bidi="en_US"/>
-        </w:rPr>
-        <w:t xml:space="preserve">, </w:t>
-      </w:r>
-      <w:hyperlink r:id="rId16">
-        <w:r>
-          <w:rPr>
-            <w:lang w:val="en_US" w:bidi="en_US"/>
-          </w:rPr>
-          <w:rPr>
-            <w:color w:val="0000EE"/>
-            <w:u w:val="single"/>
-          </w:rPr>
-          <w:t>6</w:t>
-        </w:r>
-      </w:hyperlink>
-      <w:r>
-        <w:rPr>
-          <w:lang w:val="en_US" w:bidi="en_US"/>
-        </w:rPr>
-        <w:t>).</w:t>
+        <w:t xml:space="preserve">). </w:t>
       </w:r>
     </w:p>
     <w:p>
@@ -342,9 +288,9 @@
         <w:rPr>
           <w:lang w:val="en_US" w:bidi="en_US"/>
         </w:rPr>
-        <w:t>God had promised to return his people to the holy land after seventy years (</w:t>
-      </w:r>
-      <w:hyperlink r:id="rId17">
+        <w:t>While the Israelites lived in exile in Babylon, they could build homes, plant gardens, and live fairly well. They also had some freedom to worship God (</w:t>
+      </w:r>
+      <w:hyperlink r:id="rId14">
         <w:r>
           <w:rPr>
             <w:lang w:val="en_US" w:bidi="en_US"/>
@@ -353,16 +299,16 @@
             <w:color w:val="0000EE"/>
             <w:u w:val="single"/>
           </w:rPr>
-          <w:t>2 Chr 36:21</w:t>
+          <w:t>Jeremiah 29:4–5</w:t>
         </w:r>
       </w:hyperlink>
       <w:r>
         <w:rPr>
           <w:lang w:val="en_US" w:bidi="en_US"/>
         </w:rPr>
-        <w:t xml:space="preserve">; </w:t>
-      </w:r>
-      <w:hyperlink r:id="rId18">
+        <w:t>). Some Israelites even received places of power and honor (</w:t>
+      </w:r>
+      <w:hyperlink r:id="rId15">
         <w:r>
           <w:rPr>
             <w:lang w:val="en_US" w:bidi="en_US"/>
@@ -371,16 +317,16 @@
             <w:color w:val="0000EE"/>
             <w:u w:val="single"/>
           </w:rPr>
-          <w:t>Jer 25:12</w:t>
+          <w:t xml:space="preserve">Daniel 3 </w:t>
         </w:r>
       </w:hyperlink>
       <w:r>
         <w:rPr>
           <w:lang w:val="en_US" w:bidi="en_US"/>
         </w:rPr>
-        <w:t xml:space="preserve">; </w:t>
-      </w:r>
-      <w:hyperlink r:id="rId19">
+        <w:t xml:space="preserve">and </w:t>
+      </w:r>
+      <w:hyperlink r:id="rId16">
         <w:r>
           <w:rPr>
             <w:lang w:val="en_US" w:bidi="en_US"/>
@@ -389,25 +335,7 @@
             <w:color w:val="0000EE"/>
             <w:u w:val="single"/>
           </w:rPr>
-          <w:t>29:10</w:t>
-        </w:r>
-      </w:hyperlink>
-      <w:r>
-        <w:rPr>
-          <w:lang w:val="en_US" w:bidi="en_US"/>
-        </w:rPr>
-        <w:t>). Around 559 BC, the Persian prince Cyrus II subdued the Medes and fused them into what would become the Persian empire. Then, in 539 BC, the Persians defeated the Babylonians, paving the way for this promise to be fulfilled. In 538 BC, Cyrus began to allow the Jewish people to leave Babylon. Sheshbazzar led the first group of exiles to return to their homeland (</w:t>
-      </w:r>
-      <w:hyperlink r:id="rId20">
-        <w:r>
-          <w:rPr>
-            <w:lang w:val="en_US" w:bidi="en_US"/>
-          </w:rPr>
-          <w:rPr>
-            <w:color w:val="0000EE"/>
-            <w:u w:val="single"/>
-          </w:rPr>
-          <w:t>Ezra 1:1–8</w:t>
+          <w:t>6</w:t>
         </w:r>
       </w:hyperlink>
       <w:r>
@@ -428,9 +356,9 @@
         <w:rPr>
           <w:lang w:val="en_US" w:bidi="en_US"/>
         </w:rPr>
-        <w:t>When the people of Israel and Judah had been deported to foreign lands, the Assyrians and Babylonians had settled other conquered peoples in the land of Israel. The returning Jewish exiles found these foreigners inhabiting the land that they sought to reclaim and rebuild. These foreigners claimed to worship the same God as the Jews, but they actually advocated a “melting pot” religion that combined pagan and Jewish ideas and practices. These foreigners wanted to worship with the returning Jews. The Jews recognized the spiritual compromise that would entail (</w:t>
-      </w:r>
-      <w:hyperlink r:id="rId21">
+        <w:t>God had promised to bring his people back to the holy land after 70 years (</w:t>
+      </w:r>
+      <w:hyperlink r:id="rId17">
         <w:r>
           <w:rPr>
             <w:lang w:val="en_US" w:bidi="en_US"/>
@@ -439,14 +367,68 @@
             <w:color w:val="0000EE"/>
             <w:u w:val="single"/>
           </w:rPr>
-          <w:t>4:3</w:t>
+          <w:t>2 Chronicles 36:21</w:t>
         </w:r>
       </w:hyperlink>
       <w:r>
         <w:rPr>
           <w:lang w:val="en_US" w:bidi="en_US"/>
         </w:rPr>
-        <w:t>) and refused the foreigners any part in their community. As a result, the Jewish community experienced severe opposition from the foreigners living in the land. Although this stand led to many years of conflict and a delay in Temple reconstruction, the Exile had taught the Jews that compromising the purity of their faith would yield worse results.</w:t>
+        <w:t xml:space="preserve">; </w:t>
+      </w:r>
+      <w:hyperlink r:id="rId18">
+        <w:r>
+          <w:rPr>
+            <w:lang w:val="en_US" w:bidi="en_US"/>
+          </w:rPr>
+          <w:rPr>
+            <w:color w:val="0000EE"/>
+            <w:u w:val="single"/>
+          </w:rPr>
+          <w:t>Jeremiah 25:12</w:t>
+        </w:r>
+      </w:hyperlink>
+      <w:r>
+        <w:rPr>
+          <w:lang w:val="en_US" w:bidi="en_US"/>
+        </w:rPr>
+        <w:t xml:space="preserve">; </w:t>
+      </w:r>
+      <w:hyperlink r:id="rId19">
+        <w:r>
+          <w:rPr>
+            <w:lang w:val="en_US" w:bidi="en_US"/>
+          </w:rPr>
+          <w:rPr>
+            <w:color w:val="0000EE"/>
+            <w:u w:val="single"/>
+          </w:rPr>
+          <w:t>29:10</w:t>
+        </w:r>
+      </w:hyperlink>
+      <w:r>
+        <w:rPr>
+          <w:lang w:val="en_US" w:bidi="en_US"/>
+        </w:rPr>
+        <w:t>). Around 559 BC, the Persian prince Cyrus II defeated the Medes and joined their kingdom to his own. This became the Persian Empire. Then, in 539 BC, the Persians defeated the Babylonians. This made the way for God’s promise to be fulfilled. In 538 BC, Cyrus began to let the Jewish people leave Babylon. Sheshbazzar led the first group of exiles back to their homeland (</w:t>
+      </w:r>
+      <w:hyperlink r:id="rId20">
+        <w:r>
+          <w:rPr>
+            <w:lang w:val="en_US" w:bidi="en_US"/>
+          </w:rPr>
+          <w:rPr>
+            <w:color w:val="0000EE"/>
+            <w:u w:val="single"/>
+          </w:rPr>
+          <w:t>Ezra 1:1–8</w:t>
+        </w:r>
+      </w:hyperlink>
+      <w:r>
+        <w:rPr>
+          <w:lang w:val="en_US" w:bidi="en_US"/>
+        </w:rPr>
+        <w:t>).</w:t>
       </w:r>
     </w:p>
     <w:p>
@@ -460,126 +442,7 @@
         <w:rPr>
           <w:lang w:val="en_US" w:bidi="en_US"/>
         </w:rPr>
-        <w:t>Several decades later, Ezra arrived in Jerusalem. He found that some of the Israelites had compromised their faith by marrying foreigners (</w:t>
-      </w:r>
-      <w:hyperlink r:id="rId22">
-        <w:r>
-          <w:rPr>
-            <w:lang w:val="en_US" w:bidi="en_US"/>
-          </w:rPr>
-          <w:rPr>
-            <w:color w:val="0000EE"/>
-            <w:u w:val="single"/>
-          </w:rPr>
-          <w:t>9:1–2</w:t>
-        </w:r>
-      </w:hyperlink>
-      <w:r>
-        <w:rPr>
-          <w:lang w:val="en_US" w:bidi="en_US"/>
-        </w:rPr>
-        <w:t>). God had expressly forbidden such marriage because it would inevitably lead to adopting pagan religious beliefs (</w:t>
-      </w:r>
-      <w:hyperlink r:id="rId23">
-        <w:r>
-          <w:rPr>
-            <w:lang w:val="en_US" w:bidi="en_US"/>
-          </w:rPr>
-          <w:rPr>
-            <w:color w:val="0000EE"/>
-            <w:u w:val="single"/>
-          </w:rPr>
-          <w:t>Deut 7:3–4</w:t>
-        </w:r>
-      </w:hyperlink>
-      <w:r>
-        <w:rPr>
-          <w:lang w:val="en_US" w:bidi="en_US"/>
-        </w:rPr>
-        <w:t xml:space="preserve">; </w:t>
-      </w:r>
-      <w:hyperlink r:id="rId24">
-        <w:r>
-          <w:rPr>
-            <w:lang w:val="en_US" w:bidi="en_US"/>
-          </w:rPr>
-          <w:rPr>
-            <w:color w:val="0000EE"/>
-            <w:u w:val="single"/>
-          </w:rPr>
-          <w:t>Josh 23:12–13</w:t>
-        </w:r>
-      </w:hyperlink>
-      <w:r>
-        <w:rPr>
-          <w:lang w:val="en_US" w:bidi="en_US"/>
-        </w:rPr>
-        <w:t>). This sin would surely bring God’s judgment if it were not confessed and rectified (</w:t>
-      </w:r>
-      <w:hyperlink r:id="rId25">
-        <w:r>
-          <w:rPr>
-            <w:lang w:val="en_US" w:bidi="en_US"/>
-          </w:rPr>
-          <w:rPr>
-            <w:color w:val="0000EE"/>
-            <w:u w:val="single"/>
-          </w:rPr>
-          <w:t>9:13–15</w:t>
-        </w:r>
-      </w:hyperlink>
-      <w:r>
-        <w:rPr>
-          <w:lang w:val="en_US" w:bidi="en_US"/>
-        </w:rPr>
-        <w:t xml:space="preserve">; </w:t>
-      </w:r>
-      <w:hyperlink r:id="rId26">
-        <w:r>
-          <w:rPr>
-            <w:lang w:val="en_US" w:bidi="en_US"/>
-          </w:rPr>
-          <w:rPr>
-            <w:color w:val="0000EE"/>
-            <w:u w:val="single"/>
-          </w:rPr>
-          <w:t>10:14</w:t>
-        </w:r>
-      </w:hyperlink>
-      <w:r>
-        <w:rPr>
-          <w:lang w:val="en_US" w:bidi="en_US"/>
-        </w:rPr>
-        <w:t>). Ezra led the people to separate themselves from the pagans and renew their covenant with God (</w:t>
-      </w:r>
-      <w:hyperlink r:id="rId27">
-        <w:r>
-          <w:rPr>
-            <w:lang w:val="en_US" w:bidi="en_US"/>
-          </w:rPr>
-          <w:rPr>
-            <w:color w:val="0000EE"/>
-            <w:u w:val="single"/>
-          </w:rPr>
-          <w:t>10:1–11</w:t>
-        </w:r>
-      </w:hyperlink>
-      <w:r>
-        <w:rPr>
-          <w:lang w:val="en_US" w:bidi="en_US"/>
-        </w:rPr>
-        <w:t>).</w:t>
-      </w:r>
-    </w:p>
-    <w:p>
-      <w:pPr>
-        <w:pStyle w:val="Heading2"/>
-      </w:pPr>
-      <w:r>
-        <w:rPr>
-          <w:lang w:val="en_US" w:bidi="en_US"/>
-        </w:rPr>
-        <w:t>Chronological Summary</w:t>
+        <w:t>When the people of Israel and Judah were taken to foreign lands, the Assyrians and Babylonians moved other conquered peoples into the land of Israel. When the Jewish exiles returned, they found these peoples living in the land they wanted to rebuild.</w:t>
       </w:r>
     </w:p>
     <w:p>
@@ -593,7 +456,25 @@
         <w:rPr>
           <w:lang w:val="en_US" w:bidi="en_US"/>
         </w:rPr>
-        <w:t>Ezra retraces events in Judah from 538 to about 450 BC.</w:t>
+        <w:t>These people said they worshiped the same God as the Jews. But their religion mixed Jewish beliefs and practices with pagan worship. They wanted to worship with the returning Jews. The Jews saw that this would weaken their faithfulness to God (</w:t>
+      </w:r>
+      <w:hyperlink r:id="rId21">
+        <w:r>
+          <w:rPr>
+            <w:lang w:val="en_US" w:bidi="en_US"/>
+          </w:rPr>
+          <w:rPr>
+            <w:color w:val="0000EE"/>
+            <w:u w:val="single"/>
+          </w:rPr>
+          <w:t>4:3</w:t>
+        </w:r>
+      </w:hyperlink>
+      <w:r>
+        <w:rPr>
+          <w:lang w:val="en_US" w:bidi="en_US"/>
+        </w:rPr>
+        <w:t>). So they refused to let these people take part in their community.</w:t>
       </w:r>
     </w:p>
     <w:p>
@@ -607,79 +488,7 @@
         <w:rPr>
           <w:lang w:val="en_US" w:bidi="en_US"/>
         </w:rPr>
-        <w:t xml:space="preserve">538–536 BC . After Cyrus’s decree allowing Jews to return to their homeland (538 BC, </w:t>
-      </w:r>
-      <w:hyperlink r:id="rId28">
-        <w:r>
-          <w:rPr>
-            <w:lang w:val="en_US" w:bidi="en_US"/>
-          </w:rPr>
-          <w:rPr>
-            <w:color w:val="0000EE"/>
-            <w:u w:val="single"/>
-          </w:rPr>
-          <w:t>1:1–4</w:t>
-        </w:r>
-      </w:hyperlink>
-      <w:r>
-        <w:rPr>
-          <w:lang w:val="en_US" w:bidi="en_US"/>
-        </w:rPr>
-        <w:t>), a group of about 50,000 returnees set out for Jerusalem, where they reestablished the Jewish community, built a new altar (</w:t>
-      </w:r>
-      <w:hyperlink r:id="rId29">
-        <w:r>
-          <w:rPr>
-            <w:lang w:val="en_US" w:bidi="en_US"/>
-          </w:rPr>
-          <w:rPr>
-            <w:color w:val="0000EE"/>
-            <w:u w:val="single"/>
-          </w:rPr>
-          <w:t>1:5–3:6</w:t>
-        </w:r>
-      </w:hyperlink>
-      <w:r>
-        <w:rPr>
-          <w:lang w:val="en_US" w:bidi="en_US"/>
-        </w:rPr>
-        <w:t>), and began rebuilding the Temple (</w:t>
-      </w:r>
-      <w:hyperlink r:id="rId30">
-        <w:r>
-          <w:rPr>
-            <w:lang w:val="en_US" w:bidi="en_US"/>
-          </w:rPr>
-          <w:rPr>
-            <w:color w:val="0000EE"/>
-            <w:u w:val="single"/>
-          </w:rPr>
-          <w:t>3:7–13</w:t>
-        </w:r>
-      </w:hyperlink>
-      <w:r>
-        <w:rPr>
-          <w:lang w:val="en_US" w:bidi="en_US"/>
-        </w:rPr>
-        <w:t>). These Jews refused to compromise their beliefs by joining together with local unbelievers. Local opposition soon halted all progress in their rebuilding effort (</w:t>
-      </w:r>
-      <w:hyperlink r:id="rId31">
-        <w:r>
-          <w:rPr>
-            <w:lang w:val="en_US" w:bidi="en_US"/>
-          </w:rPr>
-          <w:rPr>
-            <w:color w:val="0000EE"/>
-            <w:u w:val="single"/>
-          </w:rPr>
-          <w:t>4:1–5</w:t>
-        </w:r>
-      </w:hyperlink>
-      <w:r>
-        <w:rPr>
-          <w:lang w:val="en_US" w:bidi="en_US"/>
-        </w:rPr>
-        <w:t>).</w:t>
+        <w:t>Because of this, the Jewish community faced strong opposition from the people living in the land. This choice led to many years of conflict. It also delayed the rebuilding of the temple. But the exile had taught the Jews an important lesson. If they mixed their faith with false worship, the result would be even worse.</w:t>
       </w:r>
     </w:p>
     <w:p>
@@ -693,9 +502,9 @@
         <w:rPr>
           <w:lang w:val="en_US" w:bidi="en_US"/>
         </w:rPr>
-        <w:t>520–515 BC . Almost two decades later, God used the prophets Haggai and Zechariah to motivate his people to continue rebuilding the Temple (</w:t>
-      </w:r>
-      <w:hyperlink r:id="rId32">
+        <w:t>Several decades later, Ezra came to Jerusalem. He found that some Israelites had weakened their faithfulness to God by marrying foreign women (</w:t>
+      </w:r>
+      <w:hyperlink r:id="rId22">
         <w:r>
           <w:rPr>
             <w:lang w:val="en_US" w:bidi="en_US"/>
@@ -704,16 +513,16 @@
             <w:color w:val="0000EE"/>
             <w:u w:val="single"/>
           </w:rPr>
-          <w:t>5:1–6:12</w:t>
+          <w:t>9:1–2</w:t>
         </w:r>
       </w:hyperlink>
       <w:r>
         <w:rPr>
           <w:lang w:val="en_US" w:bidi="en_US"/>
         </w:rPr>
-        <w:t xml:space="preserve">). The Jews responded, and with support from Persia, the Temple was completed in 515 BC without further interference (see also </w:t>
-      </w:r>
-      <w:hyperlink r:id="rId33">
+        <w:t>). God had clearly forbidden these marriages because they would lead the Israelites to follow pagan worship (</w:t>
+      </w:r>
+      <w:hyperlink r:id="rId23">
         <w:r>
           <w:rPr>
             <w:lang w:val="en_US" w:bidi="en_US"/>
@@ -722,7 +531,7 @@
             <w:color w:val="0000EE"/>
             <w:u w:val="single"/>
           </w:rPr>
-          <w:t>Hag 1:2–6</w:t>
+          <w:t>Deuteronomy 7:3–4</w:t>
         </w:r>
       </w:hyperlink>
       <w:r>
@@ -731,7 +540,7 @@
         </w:rPr>
         <w:t xml:space="preserve">; </w:t>
       </w:r>
-      <w:hyperlink r:id="rId34">
+      <w:hyperlink r:id="rId24">
         <w:r>
           <w:rPr>
             <w:lang w:val="en_US" w:bidi="en_US"/>
@@ -740,16 +549,16 @@
             <w:color w:val="0000EE"/>
             <w:u w:val="single"/>
           </w:rPr>
-          <w:t>Zech 4:9</w:t>
+          <w:t>Joshua 23:12–13</w:t>
         </w:r>
       </w:hyperlink>
       <w:r>
         <w:rPr>
           <w:lang w:val="en_US" w:bidi="en_US"/>
         </w:rPr>
-        <w:t xml:space="preserve">; </w:t>
-      </w:r>
-      <w:hyperlink r:id="rId35">
+        <w:t>). This sin would bring God’s judgment unless the people confessed it and corrected it (</w:t>
+      </w:r>
+      <w:hyperlink r:id="rId25">
         <w:r>
           <w:rPr>
             <w:lang w:val="en_US" w:bidi="en_US"/>
@@ -758,7 +567,7 @@
             <w:color w:val="0000EE"/>
             <w:u w:val="single"/>
           </w:rPr>
-          <w:t>6:12–15</w:t>
+          <w:t>9:13–15</w:t>
         </w:r>
       </w:hyperlink>
       <w:r>
@@ -767,7 +576,7 @@
         </w:rPr>
         <w:t xml:space="preserve">; </w:t>
       </w:r>
-      <w:hyperlink r:id="rId36">
+      <w:hyperlink r:id="rId26">
         <w:r>
           <w:rPr>
             <w:lang w:val="en_US" w:bidi="en_US"/>
@@ -776,14 +585,43 @@
             <w:color w:val="0000EE"/>
             <w:u w:val="single"/>
           </w:rPr>
-          <w:t>8:9</w:t>
+          <w:t>10:14</w:t>
         </w:r>
       </w:hyperlink>
       <w:r>
         <w:rPr>
           <w:lang w:val="en_US" w:bidi="en_US"/>
         </w:rPr>
+        <w:t>). Ezra led the people to separate themselves from pagan influence and renew their covenant (a binding agreement) with God (</w:t>
+      </w:r>
+      <w:hyperlink r:id="rId27">
+        <w:r>
+          <w:rPr>
+            <w:lang w:val="en_US" w:bidi="en_US"/>
+          </w:rPr>
+          <w:rPr>
+            <w:color w:val="0000EE"/>
+            <w:u w:val="single"/>
+          </w:rPr>
+          <w:t>10:1–11</w:t>
+        </w:r>
+      </w:hyperlink>
+      <w:r>
+        <w:rPr>
+          <w:lang w:val="en_US" w:bidi="en_US"/>
+        </w:rPr>
         <w:t>).</w:t>
+      </w:r>
+    </w:p>
+    <w:p>
+      <w:pPr>
+        <w:pStyle w:val="Heading2"/>
+      </w:pPr>
+      <w:r>
+        <w:rPr>
+          <w:lang w:val="en_US" w:bidi="en_US"/>
+        </w:rPr>
+        <w:t>Timeline of Events in Ezra</w:t>
       </w:r>
     </w:p>
     <w:p>
@@ -797,25 +635,18 @@
         <w:rPr>
           <w:lang w:val="en_US" w:bidi="en_US"/>
         </w:rPr>
-        <w:t>486–445 BC . The Jews later experienced opposition during their initial attempt to rebuild the city and its walls (</w:t>
-      </w:r>
-      <w:hyperlink r:id="rId37">
-        <w:r>
-          <w:rPr>
-            <w:lang w:val="en_US" w:bidi="en_US"/>
-          </w:rPr>
-          <w:rPr>
-            <w:color w:val="0000EE"/>
-            <w:u w:val="single"/>
-          </w:rPr>
-          <w:t>Ezra 4:6–23</w:t>
-        </w:r>
-      </w:hyperlink>
-      <w:r>
-        <w:rPr>
-          <w:lang w:val="en_US" w:bidi="en_US"/>
-        </w:rPr>
-        <w:t>).</w:t>
+        <w:t>Ezra tells about events in Judah from 538 to about 450 BC.</w:t>
+      </w:r>
+    </w:p>
+    <w:p>
+      <w:pPr>
+        <w:pStyle w:val="Heading3"/>
+      </w:pPr>
+      <w:r>
+        <w:rPr>
+          <w:lang w:val="en_US" w:bidi="en_US"/>
+        </w:rPr>
+        <w:t>538–536 BC</w:t>
       </w:r>
     </w:p>
     <w:p>
@@ -829,9 +660,9 @@
         <w:rPr>
           <w:lang w:val="en_US" w:bidi="en_US"/>
         </w:rPr>
-        <w:t>458 BC . Ezra traveled to Jerusalem to administer government affairs (</w:t>
-      </w:r>
-      <w:hyperlink r:id="rId38">
+        <w:t>After Cyrus commanded that the Jews could return to their homeland, about 50,000 people left for Jerusalem (</w:t>
+      </w:r>
+      <w:hyperlink r:id="rId28">
         <w:r>
           <w:rPr>
             <w:lang w:val="en_US" w:bidi="en_US"/>
@@ -840,16 +671,16 @@
             <w:color w:val="0000EE"/>
             <w:u w:val="single"/>
           </w:rPr>
-          <w:t>7:1–26</w:t>
+          <w:t>1:1–4</w:t>
         </w:r>
       </w:hyperlink>
       <w:r>
         <w:rPr>
           <w:lang w:val="en_US" w:bidi="en_US"/>
         </w:rPr>
-        <w:t>). He learned that some people were not following the laws of Moses but were marrying unbelievers and defiling Israel. After Ezra interceded for God’s mercy, he led an official judicial investigation of this matter. Many Israelites repented of their sins and divorced their pagan wives (</w:t>
-      </w:r>
-      <w:hyperlink r:id="rId39">
+        <w:t>). There they restored the Jewish community, built a new altar (</w:t>
+      </w:r>
+      <w:hyperlink r:id="rId29">
         <w:r>
           <w:rPr>
             <w:lang w:val="en_US" w:bidi="en_US"/>
@@ -858,14 +689,61 @@
             <w:color w:val="0000EE"/>
             <w:u w:val="single"/>
           </w:rPr>
-          <w:t>9:1–10:44</w:t>
+          <w:t>1:5–3:6</w:t>
         </w:r>
       </w:hyperlink>
       <w:r>
         <w:rPr>
           <w:lang w:val="en_US" w:bidi="en_US"/>
         </w:rPr>
+        <w:t>), and began to rebuild the temple (</w:t>
+      </w:r>
+      <w:hyperlink r:id="rId30">
+        <w:r>
+          <w:rPr>
+            <w:lang w:val="en_US" w:bidi="en_US"/>
+          </w:rPr>
+          <w:rPr>
+            <w:color w:val="0000EE"/>
+            <w:u w:val="single"/>
+          </w:rPr>
+          <w:t>3:7–13</w:t>
+        </w:r>
+      </w:hyperlink>
+      <w:r>
+        <w:rPr>
+          <w:lang w:val="en_US" w:bidi="en_US"/>
+        </w:rPr>
+        <w:t>). These Jews refused to weaken their faith by joining with local people who did not worship God faithfully. Soon, these local people opposed them and stopped the rebuilding work (</w:t>
+      </w:r>
+      <w:hyperlink r:id="rId31">
+        <w:r>
+          <w:rPr>
+            <w:lang w:val="en_US" w:bidi="en_US"/>
+          </w:rPr>
+          <w:rPr>
+            <w:color w:val="0000EE"/>
+            <w:u w:val="single"/>
+          </w:rPr>
+          <w:t>4:1–5</w:t>
+        </w:r>
+      </w:hyperlink>
+      <w:r>
+        <w:rPr>
+          <w:lang w:val="en_US" w:bidi="en_US"/>
+        </w:rPr>
         <w:t>).</w:t>
+      </w:r>
+    </w:p>
+    <w:p>
+      <w:pPr>
+        <w:pStyle w:val="Heading3"/>
+      </w:pPr>
+      <w:r>
+        <w:rPr>
+          <w:lang w:val="en_US" w:bidi="en_US"/>
+        </w:rPr>
+        <w:t>520–515 BC</w:t>
       </w:r>
     </w:p>
     <w:p>
@@ -879,9 +757,9 @@
         <w:rPr>
           <w:lang w:val="en_US" w:bidi="en_US"/>
         </w:rPr>
-        <w:t xml:space="preserve">445 BC . Nehemiah arrived in Jerusalem and succeeded in rebuilding its walls amid much opposition and difficulty (see </w:t>
-      </w:r>
-      <w:hyperlink r:id="rId40">
+        <w:t>Almost 20 years later, God used the prophets Haggai and Zechariah to call his people to continue rebuilding the temple (</w:t>
+      </w:r>
+      <w:hyperlink r:id="rId32">
         <w:r>
           <w:rPr>
             <w:lang w:val="en_US" w:bidi="en_US"/>
@@ -890,7 +768,79 @@
             <w:color w:val="0000EE"/>
             <w:u w:val="single"/>
           </w:rPr>
-          <w:t>Neh 1–7</w:t>
+          <w:t>5:1–6:12</w:t>
+        </w:r>
+      </w:hyperlink>
+      <w:r>
+        <w:rPr>
+          <w:lang w:val="en_US" w:bidi="en_US"/>
+        </w:rPr>
+        <w:t xml:space="preserve">). The Jews obeyed. With support from Persia, they finished the temple in 515 BC. No one stopped the work again (see also </w:t>
+      </w:r>
+      <w:hyperlink r:id="rId33">
+        <w:r>
+          <w:rPr>
+            <w:lang w:val="en_US" w:bidi="en_US"/>
+          </w:rPr>
+          <w:rPr>
+            <w:color w:val="0000EE"/>
+            <w:u w:val="single"/>
+          </w:rPr>
+          <w:t>Haggai 1:2–6</w:t>
+        </w:r>
+      </w:hyperlink>
+      <w:r>
+        <w:rPr>
+          <w:lang w:val="en_US" w:bidi="en_US"/>
+        </w:rPr>
+        <w:t xml:space="preserve">; </w:t>
+      </w:r>
+      <w:hyperlink r:id="rId34">
+        <w:r>
+          <w:rPr>
+            <w:lang w:val="en_US" w:bidi="en_US"/>
+          </w:rPr>
+          <w:rPr>
+            <w:color w:val="0000EE"/>
+            <w:u w:val="single"/>
+          </w:rPr>
+          <w:t>Zechariah 4:9</w:t>
+        </w:r>
+      </w:hyperlink>
+      <w:r>
+        <w:rPr>
+          <w:lang w:val="en_US" w:bidi="en_US"/>
+        </w:rPr>
+        <w:t xml:space="preserve">; </w:t>
+      </w:r>
+      <w:hyperlink r:id="rId35">
+        <w:r>
+          <w:rPr>
+            <w:lang w:val="en_US" w:bidi="en_US"/>
+          </w:rPr>
+          <w:rPr>
+            <w:color w:val="0000EE"/>
+            <w:u w:val="single"/>
+          </w:rPr>
+          <w:t>6:12–15</w:t>
+        </w:r>
+      </w:hyperlink>
+      <w:r>
+        <w:rPr>
+          <w:lang w:val="en_US" w:bidi="en_US"/>
+        </w:rPr>
+        <w:t xml:space="preserve">; </w:t>
+      </w:r>
+      <w:hyperlink r:id="rId36">
+        <w:r>
+          <w:rPr>
+            <w:lang w:val="en_US" w:bidi="en_US"/>
+          </w:rPr>
+          <w:rPr>
+            <w:color w:val="0000EE"/>
+            <w:u w:val="single"/>
+          </w:rPr>
+          <w:t>8:9</w:t>
         </w:r>
       </w:hyperlink>
       <w:r>
@@ -902,13 +852,13 @@
     </w:p>
     <w:p>
       <w:pPr>
-        <w:pStyle w:val="Heading2"/>
-      </w:pPr>
-      <w:r>
-        <w:rPr>
-          <w:lang w:val="en_US" w:bidi="en_US"/>
-        </w:rPr>
-        <w:t>Authorship</w:t>
+        <w:pStyle w:val="Heading3"/>
+      </w:pPr>
+      <w:r>
+        <w:rPr>
+          <w:lang w:val="en_US" w:bidi="en_US"/>
+        </w:rPr>
+        <w:t>486–445 BC</w:t>
       </w:r>
     </w:p>
     <w:p>
@@ -922,7 +872,36 @@
         <w:rPr>
           <w:lang w:val="en_US" w:bidi="en_US"/>
         </w:rPr>
-        <w:t>Traditionally, Ezra and Nehemiah are considered a single book written by Ezra. As a scribe, Ezra would have had access to many of the official documents included in the book.</w:t>
+        <w:t>The Jews encountered opposition when they first tried to rebuild the city and its walls (</w:t>
+      </w:r>
+      <w:hyperlink r:id="rId37">
+        <w:r>
+          <w:rPr>
+            <w:lang w:val="en_US" w:bidi="en_US"/>
+          </w:rPr>
+          <w:rPr>
+            <w:color w:val="0000EE"/>
+            <w:u w:val="single"/>
+          </w:rPr>
+          <w:t>Ezra 4:6–23</w:t>
+        </w:r>
+      </w:hyperlink>
+      <w:r>
+        <w:rPr>
+          <w:lang w:val="en_US" w:bidi="en_US"/>
+        </w:rPr>
+        <w:t>).</w:t>
+      </w:r>
+    </w:p>
+    <w:p>
+      <w:pPr>
+        <w:pStyle w:val="Heading3"/>
+      </w:pPr>
+      <w:r>
+        <w:rPr>
+          <w:lang w:val="en_US" w:bidi="en_US"/>
+        </w:rPr>
+        <w:t>458 BC</w:t>
       </w:r>
     </w:p>
     <w:p>
@@ -936,9 +915,9 @@
         <w:rPr>
           <w:lang w:val="en_US" w:bidi="en_US"/>
         </w:rPr>
-        <w:t>Some also maintain that Ezra wrote Chronicles because the last verses in 2 Chronicles (</w:t>
-      </w:r>
-      <w:hyperlink r:id="rId41">
+        <w:t>Ezra traveled to Jerusalem to lead the people and oversee government matters (</w:t>
+      </w:r>
+      <w:hyperlink r:id="rId38">
         <w:r>
           <w:rPr>
             <w:lang w:val="en_US" w:bidi="en_US"/>
@@ -947,43 +926,14 @@
             <w:color w:val="0000EE"/>
             <w:u w:val="single"/>
           </w:rPr>
-          <w:t>2 Chr 36:22–23</w:t>
+          <w:t>7:1–26</w:t>
         </w:r>
       </w:hyperlink>
       <w:r>
         <w:rPr>
           <w:lang w:val="en_US" w:bidi="en_US"/>
         </w:rPr>
-        <w:t>) are very similar to the first verses in Ezra (</w:t>
-      </w:r>
-      <w:hyperlink r:id="rId42">
-        <w:r>
-          <w:rPr>
-            <w:lang w:val="en_US" w:bidi="en_US"/>
-          </w:rPr>
-          <w:rPr>
-            <w:color w:val="0000EE"/>
-            <w:u w:val="single"/>
-          </w:rPr>
-          <w:t>Ezra 1:1–3</w:t>
-        </w:r>
-      </w:hyperlink>
-      <w:r>
-        <w:rPr>
-          <w:lang w:val="en_US" w:bidi="en_US"/>
-        </w:rPr>
-        <w:t>). The books have common vocabulary and similar theological viewpoints. Many scholars reject this conclusion, however, on the grounds that the linguistic and theological differences between Chronicles and Ezra—Nehemiah far outweigh the similarities.</w:t>
-      </w:r>
-    </w:p>
-    <w:p>
-      <w:pPr>
-        <w:pStyle w:val="Heading2"/>
-      </w:pPr>
-      <w:r>
-        <w:rPr>
-          <w:lang w:val="en_US" w:bidi="en_US"/>
-        </w:rPr>
-        <w:t>Language and Sources</w:t>
+        <w:t>). He learned that some Israelites were not obeying the law of Moses. They had married unbelievers and had made Israel unclean before God.</w:t>
       </w:r>
     </w:p>
     <w:p>
@@ -997,9 +947,9 @@
         <w:rPr>
           <w:lang w:val="en_US" w:bidi="en_US"/>
         </w:rPr>
-        <w:t>Most of the Old Testament was written in Hebrew, but the book of Ezra contains two sections written in Aramaic (</w:t>
-      </w:r>
-      <w:hyperlink r:id="rId43">
+        <w:t>Ezra prayed and asked God for mercy. Then he led an official investigation. Many Israelites repented of their sins and divorced their pagan wives (</w:t>
+      </w:r>
+      <w:hyperlink r:id="rId39">
         <w:r>
           <w:rPr>
             <w:lang w:val="en_US" w:bidi="en_US"/>
@@ -1008,140 +958,25 @@
             <w:color w:val="0000EE"/>
             <w:u w:val="single"/>
           </w:rPr>
-          <w:t>4:8–6:18</w:t>
+          <w:t>9:1–10:44</w:t>
         </w:r>
       </w:hyperlink>
       <w:r>
         <w:rPr>
           <w:lang w:val="en_US" w:bidi="en_US"/>
         </w:rPr>
-        <w:t xml:space="preserve"> and </w:t>
-      </w:r>
-      <w:hyperlink r:id="rId44">
-        <w:r>
-          <w:rPr>
-            <w:lang w:val="en_US" w:bidi="en_US"/>
-          </w:rPr>
-          <w:rPr>
-            <w:color w:val="0000EE"/>
-            <w:u w:val="single"/>
-          </w:rPr>
-          <w:t>7:12–26</w:t>
-        </w:r>
-      </w:hyperlink>
-      <w:r>
-        <w:rPr>
-          <w:lang w:val="en_US" w:bidi="en_US"/>
-        </w:rPr>
-        <w:t>), the common language of the Persian empire. The six official documents in these sections are: Rehum’s letter to King Artaxerxes (</w:t>
-      </w:r>
-      <w:hyperlink r:id="rId45">
-        <w:r>
-          <w:rPr>
-            <w:lang w:val="en_US" w:bidi="en_US"/>
-          </w:rPr>
-          <w:rPr>
-            <w:color w:val="0000EE"/>
-            <w:u w:val="single"/>
-          </w:rPr>
-          <w:t>4:8–16</w:t>
-        </w:r>
-      </w:hyperlink>
-      <w:r>
-        <w:rPr>
-          <w:lang w:val="en_US" w:bidi="en_US"/>
-        </w:rPr>
-        <w:t>), Artaxerxes’ letter to Rehum (</w:t>
-      </w:r>
-      <w:hyperlink r:id="rId46">
-        <w:r>
-          <w:rPr>
-            <w:lang w:val="en_US" w:bidi="en_US"/>
-          </w:rPr>
-          <w:rPr>
-            <w:color w:val="0000EE"/>
-            <w:u w:val="single"/>
-          </w:rPr>
-          <w:t>4:17–22</w:t>
-        </w:r>
-      </w:hyperlink>
-      <w:r>
-        <w:rPr>
-          <w:lang w:val="en_US" w:bidi="en_US"/>
-        </w:rPr>
-        <w:t>), Tattenai’s letter to King Darius (</w:t>
-      </w:r>
-      <w:hyperlink r:id="rId47">
-        <w:r>
-          <w:rPr>
-            <w:lang w:val="en_US" w:bidi="en_US"/>
-          </w:rPr>
-          <w:rPr>
-            <w:color w:val="0000EE"/>
-            <w:u w:val="single"/>
-          </w:rPr>
-          <w:t>5:6–17</w:t>
-        </w:r>
-      </w:hyperlink>
-      <w:r>
-        <w:rPr>
-          <w:lang w:val="en_US" w:bidi="en_US"/>
-        </w:rPr>
-        <w:t>), Cyrus’s decree to build the Temple in Jerusalem (</w:t>
-      </w:r>
-      <w:hyperlink r:id="rId48">
-        <w:r>
-          <w:rPr>
-            <w:lang w:val="en_US" w:bidi="en_US"/>
-          </w:rPr>
-          <w:rPr>
-            <w:color w:val="0000EE"/>
-            <w:u w:val="single"/>
-          </w:rPr>
-          <w:t>6:3–5</w:t>
-        </w:r>
-      </w:hyperlink>
-      <w:r>
-        <w:rPr>
-          <w:lang w:val="en_US" w:bidi="en_US"/>
-        </w:rPr>
-        <w:t>), Darius’s letter to Tattenai (</w:t>
-      </w:r>
-      <w:hyperlink r:id="rId49">
-        <w:r>
-          <w:rPr>
-            <w:lang w:val="en_US" w:bidi="en_US"/>
-          </w:rPr>
-          <w:rPr>
-            <w:color w:val="0000EE"/>
-            <w:u w:val="single"/>
-          </w:rPr>
-          <w:t>6:6–12</w:t>
-        </w:r>
-      </w:hyperlink>
-      <w:r>
-        <w:rPr>
-          <w:lang w:val="en_US" w:bidi="en_US"/>
-        </w:rPr>
-        <w:t>), and Artaxerxes’ letter to Ezra (</w:t>
-      </w:r>
-      <w:hyperlink r:id="rId44">
-        <w:r>
-          <w:rPr>
-            <w:lang w:val="en_US" w:bidi="en_US"/>
-          </w:rPr>
-          <w:rPr>
-            <w:color w:val="0000EE"/>
-            <w:u w:val="single"/>
-          </w:rPr>
-          <w:t>7:12–26</w:t>
-        </w:r>
-      </w:hyperlink>
-      <w:r>
-        <w:rPr>
-          <w:lang w:val="en_US" w:bidi="en_US"/>
-        </w:rPr>
-        <w:t>). The authentic character of these documents helps verify the historical truthfulness of Ezra’s account.</w:t>
+        <w:t>).</w:t>
+      </w:r>
+    </w:p>
+    <w:p>
+      <w:pPr>
+        <w:pStyle w:val="Heading3"/>
+      </w:pPr>
+      <w:r>
+        <w:rPr>
+          <w:lang w:val="en_US" w:bidi="en_US"/>
+        </w:rPr>
+        <w:t>445 BC</w:t>
       </w:r>
     </w:p>
     <w:p>
@@ -1155,9 +990,9 @@
         <w:rPr>
           <w:lang w:val="en_US" w:bidi="en_US"/>
         </w:rPr>
-        <w:t>Ezra also includes several documents written in Hebrew: the decree of Cyrus (</w:t>
-      </w:r>
-      <w:hyperlink r:id="rId50">
+        <w:t xml:space="preserve">Nehemiah came to Jerusalem and rebuilt the city walls. He completed the work even though many people opposed him and caused trouble (see </w:t>
+      </w:r>
+      <w:hyperlink r:id="rId40">
         <w:r>
           <w:rPr>
             <w:lang w:val="en_US" w:bidi="en_US"/>
@@ -1166,104 +1001,14 @@
             <w:color w:val="0000EE"/>
             <w:u w:val="single"/>
           </w:rPr>
-          <w:t>1:2–4</w:t>
+          <w:t>Nehemiah 1–7</w:t>
         </w:r>
       </w:hyperlink>
       <w:r>
         <w:rPr>
           <w:lang w:val="en_US" w:bidi="en_US"/>
         </w:rPr>
-        <w:t>); a list of Temple vessels (</w:t>
-      </w:r>
-      <w:hyperlink r:id="rId51">
-        <w:r>
-          <w:rPr>
-            <w:lang w:val="en_US" w:bidi="en_US"/>
-          </w:rPr>
-          <w:rPr>
-            <w:color w:val="0000EE"/>
-            <w:u w:val="single"/>
-          </w:rPr>
-          <w:t>1:9–11</w:t>
-        </w:r>
-      </w:hyperlink>
-      <w:r>
-        <w:rPr>
-          <w:lang w:val="en_US" w:bidi="en_US"/>
-        </w:rPr>
-        <w:t>); a list of the Israelites who first returned to Jerusalem (</w:t>
-      </w:r>
-      <w:hyperlink r:id="rId52">
-        <w:r>
-          <w:rPr>
-            <w:lang w:val="en_US" w:bidi="en_US"/>
-          </w:rPr>
-          <w:rPr>
-            <w:color w:val="0000EE"/>
-            <w:u w:val="single"/>
-          </w:rPr>
-          <w:t>2:1–69</w:t>
-        </w:r>
-      </w:hyperlink>
-      <w:r>
-        <w:rPr>
-          <w:lang w:val="en_US" w:bidi="en_US"/>
-        </w:rPr>
-        <w:t>); a list of those who returned with Ezra (</w:t>
-      </w:r>
-      <w:hyperlink r:id="rId53">
-        <w:r>
-          <w:rPr>
-            <w:lang w:val="en_US" w:bidi="en_US"/>
-          </w:rPr>
-          <w:rPr>
-            <w:color w:val="0000EE"/>
-            <w:u w:val="single"/>
-          </w:rPr>
-          <w:t>8:1–14</w:t>
-        </w:r>
-      </w:hyperlink>
-      <w:r>
-        <w:rPr>
-          <w:lang w:val="en_US" w:bidi="en_US"/>
-        </w:rPr>
-        <w:t>); a list of treasures Ezra brought to Jerusalem with him (</w:t>
-      </w:r>
-      <w:hyperlink r:id="rId54">
-        <w:r>
-          <w:rPr>
-            <w:lang w:val="en_US" w:bidi="en_US"/>
-          </w:rPr>
-          <w:rPr>
-            <w:color w:val="0000EE"/>
-            <w:u w:val="single"/>
-          </w:rPr>
-          <w:t>8:26–27</w:t>
-        </w:r>
-      </w:hyperlink>
-      <w:r>
-        <w:rPr>
-          <w:lang w:val="en_US" w:bidi="en_US"/>
-        </w:rPr>
-        <w:t>); and a list of the men who divorced pagan wives (</w:t>
-      </w:r>
-      <w:hyperlink r:id="rId55">
-        <w:r>
-          <w:rPr>
-            <w:lang w:val="en_US" w:bidi="en_US"/>
-          </w:rPr>
-          <w:rPr>
-            <w:color w:val="0000EE"/>
-            <w:u w:val="single"/>
-          </w:rPr>
-          <w:t>10:18–44</w:t>
-        </w:r>
-      </w:hyperlink>
-      <w:r>
-        <w:rPr>
-          <w:lang w:val="en_US" w:bidi="en_US"/>
-        </w:rPr>
-        <w:t>). These lists assured the Jewish people that Ezra kept accurate records. Only the original holy objects would be used in the Temple, only those on the official list of Israelites could worship at the Temple, and only the men who divorced pagan wives would be included in the holy people of God. By including these details, Ezra took great care to distinguish between what was holy and what was not.</w:t>
+        <w:t>).</w:t>
       </w:r>
     </w:p>
     <w:p>
@@ -1274,7 +1019,7 @@
         <w:rPr>
           <w:lang w:val="en_US" w:bidi="en_US"/>
         </w:rPr>
-        <w:t>Meaning and Message</w:t>
+        <w:t xml:space="preserve">Author </w:t>
       </w:r>
     </w:p>
     <w:p>
@@ -1288,7 +1033,7 @@
         <w:rPr>
           <w:lang w:val="en_US" w:bidi="en_US"/>
         </w:rPr>
-        <w:t>The people of God felt helpless as they returned to Jerusalem from exile in Babylon. They faced the threat of robbers on their long trip back to Jerusalem, opposition to their presence in Jerusalem from neighbors, an inability to influence Persian government policies, and the enormous task of rebuilding a nation in ruins. How could they follow God when so many things were out of their control? Ezra focuses on four key themes to explain how God accomplishes his will in the lives of his people.</w:t>
+        <w:t>Traditionally, people treated Ezra and Nehemiah as one book written by Ezra. As a scribe, Ezra would have had access to many official documents included in the book.</w:t>
       </w:r>
     </w:p>
     <w:p>
@@ -1302,9 +1047,9 @@
         <w:rPr>
           <w:lang w:val="en_US" w:bidi="en_US"/>
         </w:rPr>
-        <w:t>1. Everything that happens results from God’s sovereign control over Israel’s history. God prompted Cyrus to allow the Jews to return to Jerusalem after seventy years of exile (</w:t>
-      </w:r>
-      <w:hyperlink r:id="rId28">
+        <w:t xml:space="preserve">Some people also believe Ezra wrote Chronicles. They point out that the last verses of 2 Chronicles are very similar to the first verses of Ezra (compare </w:t>
+      </w:r>
+      <w:hyperlink r:id="rId41">
         <w:r>
           <w:rPr>
             <w:lang w:val="en_US" w:bidi="en_US"/>
@@ -1313,16 +1058,16 @@
             <w:color w:val="0000EE"/>
             <w:u w:val="single"/>
           </w:rPr>
-          <w:t>Ezra 1:1–4</w:t>
+          <w:t xml:space="preserve">2 Chronicles 36:22–23 </w:t>
         </w:r>
       </w:hyperlink>
       <w:r>
         <w:rPr>
           <w:lang w:val="en_US" w:bidi="en_US"/>
         </w:rPr>
-        <w:t>). God also promised that treasures from other nations would flow to Jerusalem to rebuild the Temple (</w:t>
-      </w:r>
-      <w:hyperlink r:id="rId56">
+        <w:t xml:space="preserve">and </w:t>
+      </w:r>
+      <w:hyperlink r:id="rId42">
         <w:r>
           <w:rPr>
             <w:lang w:val="en_US" w:bidi="en_US"/>
@@ -1331,122 +1076,14 @@
             <w:color w:val="0000EE"/>
             <w:u w:val="single"/>
           </w:rPr>
-          <w:t>Hag 2:7–8</w:t>
+          <w:t>Ezra 1:1–3</w:t>
         </w:r>
       </w:hyperlink>
       <w:r>
         <w:rPr>
           <w:lang w:val="en_US" w:bidi="en_US"/>
         </w:rPr>
-        <w:t>); this happened (</w:t>
-      </w:r>
-      <w:hyperlink r:id="rId49">
-        <w:r>
-          <w:rPr>
-            <w:lang w:val="en_US" w:bidi="en_US"/>
-          </w:rPr>
-          <w:rPr>
-            <w:color w:val="0000EE"/>
-            <w:u w:val="single"/>
-          </w:rPr>
-          <w:t>Ezra 6:6–12</w:t>
-        </w:r>
-      </w:hyperlink>
-      <w:r>
-        <w:rPr>
-          <w:lang w:val="en_US" w:bidi="en_US"/>
-        </w:rPr>
-        <w:t>) because God changed Darius’s heart (</w:t>
-      </w:r>
-      <w:hyperlink r:id="rId57">
-        <w:r>
-          <w:rPr>
-            <w:lang w:val="en_US" w:bidi="en_US"/>
-          </w:rPr>
-          <w:rPr>
-            <w:color w:val="0000EE"/>
-            <w:u w:val="single"/>
-          </w:rPr>
-          <w:t>6:22</w:t>
-        </w:r>
-      </w:hyperlink>
-      <w:r>
-        <w:rPr>
-          <w:lang w:val="en_US" w:bidi="en_US"/>
-        </w:rPr>
-        <w:t>). Later, when Ezra came to Jerusalem, God moved Artaxerxes to give Ezra everything he needed (</w:t>
-      </w:r>
-      <w:hyperlink r:id="rId58">
-        <w:r>
-          <w:rPr>
-            <w:lang w:val="en_US" w:bidi="en_US"/>
-          </w:rPr>
-          <w:rPr>
-            <w:color w:val="0000EE"/>
-            <w:u w:val="single"/>
-          </w:rPr>
-          <w:t>7:6</w:t>
-        </w:r>
-      </w:hyperlink>
-      <w:r>
-        <w:rPr>
-          <w:lang w:val="en_US" w:bidi="en_US"/>
-        </w:rPr>
-        <w:t>). And it was God who protected the Jews from attack as they traveled to Jerusalem (</w:t>
-      </w:r>
-      <w:hyperlink r:id="rId59">
-        <w:r>
-          <w:rPr>
-            <w:lang w:val="en_US" w:bidi="en_US"/>
-          </w:rPr>
-          <w:rPr>
-            <w:color w:val="0000EE"/>
-            <w:u w:val="single"/>
-          </w:rPr>
-          <w:t>8:22</w:t>
-        </w:r>
-      </w:hyperlink>
-      <w:r>
-        <w:rPr>
-          <w:lang w:val="en_US" w:bidi="en_US"/>
-        </w:rPr>
-        <w:t xml:space="preserve">, </w:t>
-      </w:r>
-      <w:hyperlink r:id="rId60">
-        <w:r>
-          <w:rPr>
-            <w:lang w:val="en_US" w:bidi="en_US"/>
-          </w:rPr>
-          <w:rPr>
-            <w:color w:val="0000EE"/>
-            <w:u w:val="single"/>
-          </w:rPr>
-          <w:t>31</w:t>
-        </w:r>
-      </w:hyperlink>
-      <w:r>
-        <w:rPr>
-          <w:lang w:val="en_US" w:bidi="en_US"/>
-        </w:rPr>
-        <w:t>). Ezra recognized that the future of the nation was in God’s hand (</w:t>
-      </w:r>
-      <w:hyperlink r:id="rId61">
-        <w:r>
-          <w:rPr>
-            <w:lang w:val="en_US" w:bidi="en_US"/>
-          </w:rPr>
-          <w:rPr>
-            <w:color w:val="0000EE"/>
-            <w:u w:val="single"/>
-          </w:rPr>
-          <w:t>9:6–15</w:t>
-        </w:r>
-      </w:hyperlink>
-      <w:r>
-        <w:rPr>
-          <w:lang w:val="en_US" w:bidi="en_US"/>
-        </w:rPr>
-        <w:t>). Only a believer who is convinced that God is sovereign over this world will be able to remain faithful to God in the midst of conflict, difficulty, and discouragement.</w:t>
+        <w:t>). They also note that the books use some of the same words and share similar ideas about God.</w:t>
       </w:r>
     </w:p>
     <w:p>
@@ -1460,97 +1097,18 @@
         <w:rPr>
           <w:lang w:val="en_US" w:bidi="en_US"/>
         </w:rPr>
-        <w:t>2. God’s people must be pure and separate from sinfulness in this world. Ezra, a priest from the line of Aaron (</w:t>
-      </w:r>
-      <w:hyperlink r:id="rId62">
-        <w:r>
-          <w:rPr>
-            <w:lang w:val="en_US" w:bidi="en_US"/>
-          </w:rPr>
-          <w:rPr>
-            <w:color w:val="0000EE"/>
-            <w:u w:val="single"/>
-          </w:rPr>
-          <w:t>7:1–5</w:t>
-        </w:r>
-      </w:hyperlink>
-      <w:r>
-        <w:rPr>
-          <w:lang w:val="en_US" w:bidi="en_US"/>
-        </w:rPr>
-        <w:t>), was strong in his conviction regarding separateness. So were the early returnees who refused to cooperate with the local pagan people (</w:t>
-      </w:r>
-      <w:hyperlink r:id="rId31">
-        <w:r>
-          <w:rPr>
-            <w:lang w:val="en_US" w:bidi="en_US"/>
-          </w:rPr>
-          <w:rPr>
-            <w:color w:val="0000EE"/>
-            <w:u w:val="single"/>
-          </w:rPr>
-          <w:t>4:1–5</w:t>
-        </w:r>
-      </w:hyperlink>
-      <w:r>
-        <w:rPr>
-          <w:lang w:val="en_US" w:bidi="en_US"/>
-        </w:rPr>
-        <w:t>). While this led to many years of frustration and conflict, the people knew that they could not compromise the purity of their faith and still remain the people of God. When Ezra later arrived in Jerusalem, this commitment was not evident among those living there (</w:t>
-      </w:r>
-      <w:hyperlink r:id="rId22">
-        <w:r>
-          <w:rPr>
-            <w:lang w:val="en_US" w:bidi="en_US"/>
-          </w:rPr>
-          <w:rPr>
-            <w:color w:val="0000EE"/>
-            <w:u w:val="single"/>
-          </w:rPr>
-          <w:t>9:1–2</w:t>
-        </w:r>
-      </w:hyperlink>
-      <w:r>
-        <w:rPr>
-          <w:lang w:val="en_US" w:bidi="en_US"/>
-        </w:rPr>
-        <w:t>). Ezra recognized the crisis (</w:t>
-      </w:r>
-      <w:hyperlink r:id="rId63">
-        <w:r>
-          <w:rPr>
-            <w:lang w:val="en_US" w:bidi="en_US"/>
-          </w:rPr>
-          <w:rPr>
-            <w:color w:val="0000EE"/>
-            <w:u w:val="single"/>
-          </w:rPr>
-          <w:t>9:3–15</w:t>
-        </w:r>
-      </w:hyperlink>
-      <w:r>
-        <w:rPr>
-          <w:lang w:val="en_US" w:bidi="en_US"/>
-        </w:rPr>
-        <w:t>) and led the people to renew their covenant with God and to separate themselves from pagans (</w:t>
-      </w:r>
-      <w:hyperlink r:id="rId27">
-        <w:r>
-          <w:rPr>
-            <w:lang w:val="en_US" w:bidi="en_US"/>
-          </w:rPr>
-          <w:rPr>
-            <w:color w:val="0000EE"/>
-            <w:u w:val="single"/>
-          </w:rPr>
-          <w:t>10:1–11</w:t>
-        </w:r>
-      </w:hyperlink>
-      <w:r>
-        <w:rPr>
-          <w:lang w:val="en_US" w:bidi="en_US"/>
-        </w:rPr>
-        <w:t>).</w:t>
+        <w:t>However, many scholars reject this view. They argue that Chronicles and Ezra–Nehemiah have greater differences in language and theology than similarities.</w:t>
+      </w:r>
+    </w:p>
+    <w:p>
+      <w:pPr>
+        <w:pStyle w:val="Heading2"/>
+      </w:pPr>
+      <w:r>
+        <w:rPr>
+          <w:lang w:val="en_US" w:bidi="en_US"/>
+        </w:rPr>
+        <w:t>Language and Sources</w:t>
       </w:r>
     </w:p>
     <w:p>
@@ -1564,9 +1122,9 @@
         <w:rPr>
           <w:lang w:val="en_US" w:bidi="en_US"/>
         </w:rPr>
-        <w:t>3. Following God’s word is of primary importance. As a scribe, Ezra was determined to study and obey the law of God and to teach it to others (</w:t>
-      </w:r>
-      <w:hyperlink r:id="rId64">
+        <w:t>Most of the Old Testament was written in Hebrew. But the book of Ezra includes two sections written in Aramaic, the common language of the Persian Empire (</w:t>
+      </w:r>
+      <w:hyperlink r:id="rId43">
         <w:r>
           <w:rPr>
             <w:lang w:val="en_US" w:bidi="en_US"/>
@@ -1575,16 +1133,16 @@
             <w:color w:val="0000EE"/>
             <w:u w:val="single"/>
           </w:rPr>
-          <w:t>7:10</w:t>
+          <w:t>4:8–6:18</w:t>
         </w:r>
       </w:hyperlink>
       <w:r>
         <w:rPr>
           <w:lang w:val="en_US" w:bidi="en_US"/>
         </w:rPr>
-        <w:t>). Ezra repeatedly explained his decisions by pointing to God’s instructions in Scripture. The king of Persia had instructed Ezra to teach and enforce the Mosaic laws (</w:t>
-      </w:r>
-      <w:hyperlink r:id="rId65">
+        <w:t xml:space="preserve"> and </w:t>
+      </w:r>
+      <w:hyperlink r:id="rId44">
         <w:r>
           <w:rPr>
             <w:lang w:val="en_US" w:bidi="en_US"/>
@@ -1593,16 +1151,34 @@
             <w:color w:val="0000EE"/>
             <w:u w:val="single"/>
           </w:rPr>
-          <w:t>7:14</w:t>
+          <w:t>7:12–26</w:t>
         </w:r>
       </w:hyperlink>
       <w:r>
         <w:rPr>
           <w:lang w:val="en_US" w:bidi="en_US"/>
         </w:rPr>
-        <w:t xml:space="preserve">, </w:t>
-      </w:r>
-      <w:hyperlink r:id="rId66">
+        <w:t xml:space="preserve">). The six official documents in these sections are: </w:t>
+      </w:r>
+    </w:p>
+    <w:p>
+      <w:pPr>
+        <w:pStyle w:val="ListBullet"/>
+        <w:spacing w:line="240" w:lineRule="auto"/>
+        <w:ind w:left="720"/>
+      </w:pPr>
+      <w:r>
+        <w:rPr>
+          <w:lang w:val="en_US" w:bidi="en_US"/>
+        </w:rPr>
+      </w:r>
+      <w:r>
+        <w:rPr>
+          <w:lang w:val="en_US" w:bidi="en_US"/>
+        </w:rPr>
+        <w:t>Rehum’s letter to King Artaxerxes (</w:t>
+      </w:r>
+      <w:hyperlink r:id="rId45">
         <w:r>
           <w:rPr>
             <w:lang w:val="en_US" w:bidi="en_US"/>
@@ -1611,16 +1187,34 @@
             <w:color w:val="0000EE"/>
             <w:u w:val="single"/>
           </w:rPr>
-          <w:t>23–25</w:t>
+          <w:t>4:8–16</w:t>
         </w:r>
       </w:hyperlink>
       <w:r>
         <w:rPr>
           <w:lang w:val="en_US" w:bidi="en_US"/>
         </w:rPr>
-        <w:t xml:space="preserve">), and that is exactly what Ezra did (e.g., </w:t>
-      </w:r>
-      <w:hyperlink r:id="rId67">
+        <w:t>),</w:t>
+      </w:r>
+    </w:p>
+    <w:p>
+      <w:pPr>
+        <w:pStyle w:val="ListBullet"/>
+        <w:spacing w:line="240" w:lineRule="auto"/>
+        <w:ind w:left="720"/>
+      </w:pPr>
+      <w:r>
+        <w:rPr>
+          <w:lang w:val="en_US" w:bidi="en_US"/>
+        </w:rPr>
+      </w:r>
+      <w:r>
+        <w:rPr>
+          <w:lang w:val="en_US" w:bidi="en_US"/>
+        </w:rPr>
+        <w:t>Artaxerxes’s letter to Rehum (</w:t>
+      </w:r>
+      <w:hyperlink r:id="rId46">
         <w:r>
           <w:rPr>
             <w:lang w:val="en_US" w:bidi="en_US"/>
@@ -1629,16 +1223,34 @@
             <w:color w:val="0000EE"/>
             <w:u w:val="single"/>
           </w:rPr>
-          <w:t>8:35</w:t>
+          <w:t>4:17–22</w:t>
         </w:r>
       </w:hyperlink>
       <w:r>
         <w:rPr>
           <w:lang w:val="en_US" w:bidi="en_US"/>
         </w:rPr>
-        <w:t xml:space="preserve">; </w:t>
-      </w:r>
-      <w:hyperlink r:id="rId68">
+        <w:t>),</w:t>
+      </w:r>
+    </w:p>
+    <w:p>
+      <w:pPr>
+        <w:pStyle w:val="ListBullet"/>
+        <w:spacing w:line="240" w:lineRule="auto"/>
+        <w:ind w:left="720"/>
+      </w:pPr>
+      <w:r>
+        <w:rPr>
+          <w:lang w:val="en_US" w:bidi="en_US"/>
+        </w:rPr>
+      </w:r>
+      <w:r>
+        <w:rPr>
+          <w:lang w:val="en_US" w:bidi="en_US"/>
+        </w:rPr>
+        <w:t>Tattenai’s letter to King Darius (</w:t>
+      </w:r>
+      <w:hyperlink r:id="rId47">
         <w:r>
           <w:rPr>
             <w:lang w:val="en_US" w:bidi="en_US"/>
@@ -1647,7 +1259,115 @@
             <w:color w:val="0000EE"/>
             <w:u w:val="single"/>
           </w:rPr>
-          <w:t>9:1–10:17</w:t>
+          <w:t>5:6–17</w:t>
+        </w:r>
+      </w:hyperlink>
+      <w:r>
+        <w:rPr>
+          <w:lang w:val="en_US" w:bidi="en_US"/>
+        </w:rPr>
+        <w:t>),</w:t>
+      </w:r>
+    </w:p>
+    <w:p>
+      <w:pPr>
+        <w:pStyle w:val="ListBullet"/>
+        <w:spacing w:line="240" w:lineRule="auto"/>
+        <w:ind w:left="720"/>
+      </w:pPr>
+      <w:r>
+        <w:rPr>
+          <w:lang w:val="en_US" w:bidi="en_US"/>
+        </w:rPr>
+      </w:r>
+      <w:r>
+        <w:rPr>
+          <w:lang w:val="en_US" w:bidi="en_US"/>
+        </w:rPr>
+        <w:t>Cyrus’s decree to build the temple in Jerusalem (</w:t>
+      </w:r>
+      <w:hyperlink r:id="rId48">
+        <w:r>
+          <w:rPr>
+            <w:lang w:val="en_US" w:bidi="en_US"/>
+          </w:rPr>
+          <w:rPr>
+            <w:color w:val="0000EE"/>
+            <w:u w:val="single"/>
+          </w:rPr>
+          <w:t>6:3–5</w:t>
+        </w:r>
+      </w:hyperlink>
+      <w:r>
+        <w:rPr>
+          <w:lang w:val="en_US" w:bidi="en_US"/>
+        </w:rPr>
+        <w:t>),</w:t>
+      </w:r>
+    </w:p>
+    <w:p>
+      <w:pPr>
+        <w:pStyle w:val="ListBullet"/>
+        <w:spacing w:line="240" w:lineRule="auto"/>
+        <w:ind w:left="720"/>
+      </w:pPr>
+      <w:r>
+        <w:rPr>
+          <w:lang w:val="en_US" w:bidi="en_US"/>
+        </w:rPr>
+      </w:r>
+      <w:r>
+        <w:rPr>
+          <w:lang w:val="en_US" w:bidi="en_US"/>
+        </w:rPr>
+        <w:t>Darius’s letter to Tattenai (</w:t>
+      </w:r>
+      <w:hyperlink r:id="rId49">
+        <w:r>
+          <w:rPr>
+            <w:lang w:val="en_US" w:bidi="en_US"/>
+          </w:rPr>
+          <w:rPr>
+            <w:color w:val="0000EE"/>
+            <w:u w:val="single"/>
+          </w:rPr>
+          <w:t>6:6–12</w:t>
+        </w:r>
+      </w:hyperlink>
+      <w:r>
+        <w:rPr>
+          <w:lang w:val="en_US" w:bidi="en_US"/>
+        </w:rPr>
+        <w:t>), and</w:t>
+      </w:r>
+    </w:p>
+    <w:p>
+      <w:pPr>
+        <w:pStyle w:val="ListBullet"/>
+        <w:spacing w:line="240" w:lineRule="auto"/>
+        <w:ind w:left="720"/>
+      </w:pPr>
+      <w:r>
+        <w:rPr>
+          <w:lang w:val="en_US" w:bidi="en_US"/>
+        </w:rPr>
+      </w:r>
+      <w:r>
+        <w:rPr>
+          <w:lang w:val="en_US" w:bidi="en_US"/>
+        </w:rPr>
+        <w:t>Artaxerxes’s letter to Ezra (</w:t>
+      </w:r>
+      <w:hyperlink r:id="rId44">
+        <w:r>
+          <w:rPr>
+            <w:lang w:val="en_US" w:bidi="en_US"/>
+          </w:rPr>
+          <w:rPr>
+            <w:color w:val="0000EE"/>
+            <w:u w:val="single"/>
+          </w:rPr>
+          <w:t>7:12–26</w:t>
         </w:r>
       </w:hyperlink>
       <w:r>
@@ -1668,9 +1388,41 @@
         <w:rPr>
           <w:lang w:val="en_US" w:bidi="en_US"/>
         </w:rPr>
-        <w:t>4. Intercessory prayer invites God’s compassion and power. Ezra’s prayer of confession (</w:t>
-      </w:r>
-      <w:hyperlink r:id="rId61">
+        <w:t>These documents appear to be authentic, or historically reliable. This helps support the historical truth of Ezra’s account.</w:t>
+      </w:r>
+    </w:p>
+    <w:p>
+      <w:pPr/>
+      <w:r>
+        <w:rPr>
+          <w:lang w:val="en_US" w:bidi="en_US"/>
+        </w:rPr>
+      </w:r>
+      <w:r>
+        <w:rPr>
+          <w:lang w:val="en_US" w:bidi="en_US"/>
+        </w:rPr>
+        <w:t>Ezra also includes several documents written in Hebrew. These include:</w:t>
+      </w:r>
+    </w:p>
+    <w:p>
+      <w:pPr>
+        <w:pStyle w:val="ListBullet"/>
+        <w:spacing w:line="240" w:lineRule="auto"/>
+        <w:ind w:left="720"/>
+      </w:pPr>
+      <w:r>
+        <w:rPr>
+          <w:lang w:val="en_US" w:bidi="en_US"/>
+        </w:rPr>
+      </w:r>
+      <w:r>
+        <w:rPr>
+          <w:lang w:val="en_US" w:bidi="en_US"/>
+        </w:rPr>
+        <w:t>the decree of Cyrus (</w:t>
+      </w:r>
+      <w:hyperlink r:id="rId50">
         <w:r>
           <w:rPr>
             <w:lang w:val="en_US" w:bidi="en_US"/>
@@ -1679,16 +1431,34 @@
             <w:color w:val="0000EE"/>
             <w:u w:val="single"/>
           </w:rPr>
-          <w:t>9:6–15</w:t>
+          <w:t>1:2–4</w:t>
         </w:r>
       </w:hyperlink>
       <w:r>
         <w:rPr>
           <w:lang w:val="en_US" w:bidi="en_US"/>
         </w:rPr>
-        <w:t>) is a model of humility in seeking God’s grace. Ezra knew that these sinful people would not be moved by a sternly worded sermon condemning them. Instead, he tore his clothes, wept, and mourned over the sinfulness of the nation. God powerfully used his confession to pierce the hearts of the people, and a great revival took place (</w:t>
-      </w:r>
-      <w:hyperlink r:id="rId69">
+        <w:t>);</w:t>
+      </w:r>
+    </w:p>
+    <w:p>
+      <w:pPr>
+        <w:pStyle w:val="ListBullet"/>
+        <w:spacing w:line="240" w:lineRule="auto"/>
+        <w:ind w:left="720"/>
+      </w:pPr>
+      <w:r>
+        <w:rPr>
+          <w:lang w:val="en_US" w:bidi="en_US"/>
+        </w:rPr>
+      </w:r>
+      <w:r>
+        <w:rPr>
+          <w:lang w:val="en_US" w:bidi="en_US"/>
+        </w:rPr>
+        <w:t>a list of temple objects (</w:t>
+      </w:r>
+      <w:hyperlink r:id="rId51">
         <w:r>
           <w:rPr>
             <w:lang w:val="en_US" w:bidi="en_US"/>
@@ -1697,6 +1467,686 @@
             <w:color w:val="0000EE"/>
             <w:u w:val="single"/>
           </w:rPr>
+          <w:t>1:9–11</w:t>
+        </w:r>
+      </w:hyperlink>
+      <w:r>
+        <w:rPr>
+          <w:lang w:val="en_US" w:bidi="en_US"/>
+        </w:rPr>
+        <w:t>);</w:t>
+      </w:r>
+    </w:p>
+    <w:p>
+      <w:pPr>
+        <w:pStyle w:val="ListBullet"/>
+        <w:spacing w:line="240" w:lineRule="auto"/>
+        <w:ind w:left="720"/>
+      </w:pPr>
+      <w:r>
+        <w:rPr>
+          <w:lang w:val="en_US" w:bidi="en_US"/>
+        </w:rPr>
+      </w:r>
+      <w:r>
+        <w:rPr>
+          <w:lang w:val="en_US" w:bidi="en_US"/>
+        </w:rPr>
+        <w:t>a list of the Israelites who first returned to Jerusalem (</w:t>
+      </w:r>
+      <w:hyperlink r:id="rId52">
+        <w:r>
+          <w:rPr>
+            <w:lang w:val="en_US" w:bidi="en_US"/>
+          </w:rPr>
+          <w:rPr>
+            <w:color w:val="0000EE"/>
+            <w:u w:val="single"/>
+          </w:rPr>
+          <w:t>2:1–69</w:t>
+        </w:r>
+      </w:hyperlink>
+      <w:r>
+        <w:rPr>
+          <w:lang w:val="en_US" w:bidi="en_US"/>
+        </w:rPr>
+        <w:t>);</w:t>
+      </w:r>
+    </w:p>
+    <w:p>
+      <w:pPr>
+        <w:pStyle w:val="ListBullet"/>
+        <w:spacing w:line="240" w:lineRule="auto"/>
+        <w:ind w:left="720"/>
+      </w:pPr>
+      <w:r>
+        <w:rPr>
+          <w:lang w:val="en_US" w:bidi="en_US"/>
+        </w:rPr>
+      </w:r>
+      <w:r>
+        <w:rPr>
+          <w:lang w:val="en_US" w:bidi="en_US"/>
+        </w:rPr>
+        <w:t>a list of those who returned with Ezra (</w:t>
+      </w:r>
+      <w:hyperlink r:id="rId53">
+        <w:r>
+          <w:rPr>
+            <w:lang w:val="en_US" w:bidi="en_US"/>
+          </w:rPr>
+          <w:rPr>
+            <w:color w:val="0000EE"/>
+            <w:u w:val="single"/>
+          </w:rPr>
+          <w:t>8:1–14</w:t>
+        </w:r>
+      </w:hyperlink>
+      <w:r>
+        <w:rPr>
+          <w:lang w:val="en_US" w:bidi="en_US"/>
+        </w:rPr>
+        <w:t>);</w:t>
+      </w:r>
+    </w:p>
+    <w:p>
+      <w:pPr>
+        <w:pStyle w:val="ListBullet"/>
+        <w:spacing w:line="240" w:lineRule="auto"/>
+        <w:ind w:left="720"/>
+      </w:pPr>
+      <w:r>
+        <w:rPr>
+          <w:lang w:val="en_US" w:bidi="en_US"/>
+        </w:rPr>
+      </w:r>
+      <w:r>
+        <w:rPr>
+          <w:lang w:val="en_US" w:bidi="en_US"/>
+        </w:rPr>
+        <w:t>a list of treasures Ezra brought to Jerusalem (</w:t>
+      </w:r>
+      <w:hyperlink r:id="rId54">
+        <w:r>
+          <w:rPr>
+            <w:lang w:val="en_US" w:bidi="en_US"/>
+          </w:rPr>
+          <w:rPr>
+            <w:color w:val="0000EE"/>
+            <w:u w:val="single"/>
+          </w:rPr>
+          <w:t>8:26–27</w:t>
+        </w:r>
+      </w:hyperlink>
+      <w:r>
+        <w:rPr>
+          <w:lang w:val="en_US" w:bidi="en_US"/>
+        </w:rPr>
+        <w:t>); and</w:t>
+      </w:r>
+    </w:p>
+    <w:p>
+      <w:pPr>
+        <w:pStyle w:val="ListBullet"/>
+        <w:spacing w:line="240" w:lineRule="auto"/>
+        <w:ind w:left="720"/>
+      </w:pPr>
+      <w:r>
+        <w:rPr>
+          <w:lang w:val="en_US" w:bidi="en_US"/>
+        </w:rPr>
+      </w:r>
+      <w:r>
+        <w:rPr>
+          <w:lang w:val="en_US" w:bidi="en_US"/>
+        </w:rPr>
+        <w:t>a list of the men who divorced pagan wives (</w:t>
+      </w:r>
+      <w:hyperlink r:id="rId55">
+        <w:r>
+          <w:rPr>
+            <w:lang w:val="en_US" w:bidi="en_US"/>
+          </w:rPr>
+          <w:rPr>
+            <w:color w:val="0000EE"/>
+            <w:u w:val="single"/>
+          </w:rPr>
+          <w:t>10:18–44</w:t>
+        </w:r>
+      </w:hyperlink>
+      <w:r>
+        <w:rPr>
+          <w:lang w:val="en_US" w:bidi="en_US"/>
+        </w:rPr>
+        <w:t xml:space="preserve">). </w:t>
+      </w:r>
+    </w:p>
+    <w:p>
+      <w:pPr/>
+      <w:r>
+        <w:rPr>
+          <w:lang w:val="en_US" w:bidi="en_US"/>
+        </w:rPr>
+      </w:r>
+      <w:r>
+        <w:rPr>
+          <w:lang w:val="en_US" w:bidi="en_US"/>
+        </w:rPr>
+        <w:t>These lists helped assure the Jewish people that Ezra kept careful records. Only the original holy objects would be used in the temple. Only those on the official list of Israelites could worship at the temple. Only the men who divorced pagan wives would remain among God’s holy people.</w:t>
+      </w:r>
+    </w:p>
+    <w:p>
+      <w:pPr/>
+      <w:r>
+        <w:rPr>
+          <w:lang w:val="en_US" w:bidi="en_US"/>
+        </w:rPr>
+      </w:r>
+      <w:r>
+        <w:rPr>
+          <w:lang w:val="en_US" w:bidi="en_US"/>
+        </w:rPr>
+        <w:t>By including these details, Ezra showed great care in separating what was holy from what was not holy.</w:t>
+      </w:r>
+    </w:p>
+    <w:p>
+      <w:pPr>
+        <w:pStyle w:val="Heading2"/>
+      </w:pPr>
+      <w:r>
+        <w:rPr>
+          <w:lang w:val="en_US" w:bidi="en_US"/>
+        </w:rPr>
+        <w:t>Meaning and Message</w:t>
+      </w:r>
+    </w:p>
+    <w:p>
+      <w:pPr/>
+      <w:r>
+        <w:rPr>
+          <w:lang w:val="en_US" w:bidi="en_US"/>
+        </w:rPr>
+      </w:r>
+      <w:r>
+        <w:rPr>
+          <w:lang w:val="en_US" w:bidi="en_US"/>
+        </w:rPr>
+        <w:t>God’s people felt helpless when they returned to Jerusalem after exile in Babylon. They faced danger from robbers on the long trip home. In Jerusalem, nearby people opposed them. They could not control the decisions of the Persian government. They also had the huge task of rebuilding a ruined nation. How could they follow God when so much was outside their control?</w:t>
+      </w:r>
+    </w:p>
+    <w:p>
+      <w:pPr/>
+      <w:r>
+        <w:rPr>
+          <w:lang w:val="en_US" w:bidi="en_US"/>
+        </w:rPr>
+      </w:r>
+      <w:r>
+        <w:rPr>
+          <w:lang w:val="en_US" w:bidi="en_US"/>
+        </w:rPr>
+        <w:t>Ezra explains four key themes that show how God carries out his will in the lives of his people.</w:t>
+      </w:r>
+    </w:p>
+    <w:p>
+      <w:pPr>
+        <w:pStyle w:val="ListNumber"/>
+        <w:numPr>
+          <w:ilvl w:val="0"/>
+          <w:numId w:val="14"/>
+        </w:numPr>
+        <w:spacing w:line="240" w:lineRule="auto"/>
+        <w:ind w:left="720"/>
+      </w:pPr>
+      <w:r>
+        <w:rPr>
+          <w:lang w:val="en_US" w:bidi="en_US"/>
+        </w:rPr>
+      </w:r>
+      <w:r>
+        <w:rPr>
+          <w:lang w:val="en_US" w:bidi="en_US"/>
+        </w:rPr>
+        <w:t>God rules over Israel’s history. Everything that happens in Ezra shows God’s sovereign control. This means God rules over all things and carries out his purposes.</w:t>
+        <w:br/>
+      </w:r>
+      <w:r>
+        <w:rPr>
+          <w:lang w:val="en_US" w:bidi="en_US"/>
+        </w:rPr>
+        <w:t>God inspired Cyrus to let the Jews return to Jerusalem after 70 years of exile (</w:t>
+      </w:r>
+      <w:hyperlink r:id="rId28">
+        <w:r>
+          <w:rPr>
+            <w:lang w:val="en_US" w:bidi="en_US"/>
+          </w:rPr>
+          <w:rPr>
+            <w:color w:val="0000EE"/>
+            <w:u w:val="single"/>
+          </w:rPr>
+          <w:t>Ezra 1:1–4</w:t>
+        </w:r>
+      </w:hyperlink>
+      <w:r>
+        <w:rPr>
+          <w:lang w:val="en_US" w:bidi="en_US"/>
+        </w:rPr>
+        <w:t>). God also promised that treasures from other nations would come to Jerusalem to rebuild the temple (</w:t>
+      </w:r>
+      <w:hyperlink r:id="rId56">
+        <w:r>
+          <w:rPr>
+            <w:lang w:val="en_US" w:bidi="en_US"/>
+          </w:rPr>
+          <w:rPr>
+            <w:color w:val="0000EE"/>
+            <w:u w:val="single"/>
+          </w:rPr>
+          <w:t>Haggai 2:7–8</w:t>
+        </w:r>
+      </w:hyperlink>
+      <w:r>
+        <w:rPr>
+          <w:lang w:val="en_US" w:bidi="en_US"/>
+        </w:rPr>
+        <w:t>). This happened because God "</w:t>
+      </w:r>
+      <w:r>
+        <w:rPr>
+          <w:lang w:val="en_US" w:bidi="en_US"/>
+        </w:rPr>
+        <w:t>turned the heart of the king of Assyria toward them"</w:t>
+      </w:r>
+      <w:r>
+        <w:rPr>
+          <w:lang w:val="en_US" w:bidi="en_US"/>
+        </w:rPr>
+        <w:t xml:space="preserve"> (</w:t>
+      </w:r>
+      <w:hyperlink r:id="rId49">
+        <w:r>
+          <w:rPr>
+            <w:lang w:val="en_US" w:bidi="en_US"/>
+          </w:rPr>
+          <w:rPr>
+            <w:color w:val="0000EE"/>
+            <w:u w:val="single"/>
+          </w:rPr>
+          <w:t>Ezra 6:6–12</w:t>
+        </w:r>
+      </w:hyperlink>
+      <w:r>
+        <w:rPr>
+          <w:lang w:val="en_US" w:bidi="en_US"/>
+        </w:rPr>
+        <w:t xml:space="preserve">, </w:t>
+      </w:r>
+      <w:hyperlink r:id="rId57">
+        <w:r>
+          <w:rPr>
+            <w:lang w:val="en_US" w:bidi="en_US"/>
+          </w:rPr>
+          <w:rPr>
+            <w:color w:val="0000EE"/>
+            <w:u w:val="single"/>
+          </w:rPr>
+          <w:t>6:22</w:t>
+        </w:r>
+      </w:hyperlink>
+      <w:r>
+        <w:rPr>
+          <w:lang w:val="en_US" w:bidi="en_US"/>
+        </w:rPr>
+        <w:t xml:space="preserve">). </w:t>
+        <w:br/>
+      </w:r>
+      <w:r>
+        <w:rPr>
+          <w:lang w:val="en_US" w:bidi="en_US"/>
+        </w:rPr>
+        <w:t>Later, when Ezra came to Jerusalem, God inspired Artaxerxes to give Ezra everything he needed (</w:t>
+      </w:r>
+      <w:hyperlink r:id="rId58">
+        <w:r>
+          <w:rPr>
+            <w:lang w:val="en_US" w:bidi="en_US"/>
+          </w:rPr>
+          <w:rPr>
+            <w:color w:val="0000EE"/>
+            <w:u w:val="single"/>
+          </w:rPr>
+          <w:t>Ezra 7:6</w:t>
+        </w:r>
+      </w:hyperlink>
+      <w:r>
+        <w:rPr>
+          <w:lang w:val="en_US" w:bidi="en_US"/>
+        </w:rPr>
+        <w:t>). God also protected the Jews from attack as they traveled to Jerusalem (</w:t>
+      </w:r>
+      <w:hyperlink r:id="rId59">
+        <w:r>
+          <w:rPr>
+            <w:lang w:val="en_US" w:bidi="en_US"/>
+          </w:rPr>
+          <w:rPr>
+            <w:color w:val="0000EE"/>
+            <w:u w:val="single"/>
+          </w:rPr>
+          <w:t>8:22</w:t>
+        </w:r>
+      </w:hyperlink>
+      <w:r>
+        <w:rPr>
+          <w:lang w:val="en_US" w:bidi="en_US"/>
+        </w:rPr>
+        <w:t xml:space="preserve">, </w:t>
+      </w:r>
+      <w:hyperlink r:id="rId60">
+        <w:r>
+          <w:rPr>
+            <w:lang w:val="en_US" w:bidi="en_US"/>
+          </w:rPr>
+          <w:rPr>
+            <w:color w:val="0000EE"/>
+            <w:u w:val="single"/>
+          </w:rPr>
+          <w:t>31</w:t>
+        </w:r>
+      </w:hyperlink>
+      <w:r>
+        <w:rPr>
+          <w:lang w:val="en_US" w:bidi="en_US"/>
+        </w:rPr>
+        <w:t>). Ezra knew that God controlled the future of the nation (</w:t>
+      </w:r>
+      <w:hyperlink r:id="rId61">
+        <w:r>
+          <w:rPr>
+            <w:lang w:val="en_US" w:bidi="en_US"/>
+          </w:rPr>
+          <w:rPr>
+            <w:color w:val="0000EE"/>
+            <w:u w:val="single"/>
+          </w:rPr>
+          <w:t>9:6–15</w:t>
+        </w:r>
+      </w:hyperlink>
+      <w:r>
+        <w:rPr>
+          <w:lang w:val="en_US" w:bidi="en_US"/>
+        </w:rPr>
+        <w:t>). Only a believer who is convinced that God is sovereign over this world will be able to remain faithful to God in the midst of conflict, difficulty, and discouragement.</w:t>
+      </w:r>
+    </w:p>
+    <w:p>
+      <w:pPr>
+        <w:pStyle w:val="ListNumber"/>
+        <w:spacing w:line="240" w:lineRule="auto"/>
+        <w:ind w:left="720"/>
+      </w:pPr>
+      <w:r>
+        <w:rPr>
+          <w:lang w:val="en_US" w:bidi="en_US"/>
+        </w:rPr>
+      </w:r>
+      <w:r>
+        <w:rPr>
+          <w:lang w:val="en_US" w:bidi="en_US"/>
+        </w:rPr>
+        <w:t>God's people must remain pure and separate from sin in this world. Ezra was a priest from Aaron’s family line (</w:t>
+      </w:r>
+      <w:hyperlink r:id="rId62">
+        <w:r>
+          <w:rPr>
+            <w:lang w:val="en_US" w:bidi="en_US"/>
+          </w:rPr>
+          <w:rPr>
+            <w:color w:val="0000EE"/>
+            <w:u w:val="single"/>
+          </w:rPr>
+          <w:t>Ezra 7:1–5</w:t>
+        </w:r>
+      </w:hyperlink>
+      <w:r>
+        <w:rPr>
+          <w:lang w:val="en_US" w:bidi="en_US"/>
+        </w:rPr>
+        <w:t>). He strongly believed that God’s people must remain separate from sin and false worship. The first Jews who returned to Jerusalem believed this too. They refused to work with the local pagan people (</w:t>
+      </w:r>
+      <w:hyperlink r:id="rId31">
+        <w:r>
+          <w:rPr>
+            <w:lang w:val="en_US" w:bidi="en_US"/>
+          </w:rPr>
+          <w:rPr>
+            <w:color w:val="0000EE"/>
+            <w:u w:val="single"/>
+          </w:rPr>
+          <w:t>4:1–5</w:t>
+        </w:r>
+      </w:hyperlink>
+      <w:r>
+        <w:rPr>
+          <w:lang w:val="en_US" w:bidi="en_US"/>
+        </w:rPr>
+        <w:t>). This caused many years of trouble and conflict. But the people knew they could not weaken the purity of their faith and still remain faithful to God.</w:t>
+        <w:br/>
+      </w:r>
+      <w:r>
+        <w:rPr>
+          <w:lang w:val="en_US" w:bidi="en_US"/>
+        </w:rPr>
+        <w:t>When Ezra later came to Jerusalem, he saw that many people were not living this way (</w:t>
+      </w:r>
+      <w:hyperlink r:id="rId22">
+        <w:r>
+          <w:rPr>
+            <w:lang w:val="en_US" w:bidi="en_US"/>
+          </w:rPr>
+          <w:rPr>
+            <w:color w:val="0000EE"/>
+            <w:u w:val="single"/>
+          </w:rPr>
+          <w:t>9:1–2</w:t>
+        </w:r>
+      </w:hyperlink>
+      <w:r>
+        <w:rPr>
+          <w:lang w:val="en_US" w:bidi="en_US"/>
+        </w:rPr>
+        <w:t>). Ezra understood that this was a serious crisis (</w:t>
+      </w:r>
+      <w:hyperlink r:id="rId63">
+        <w:r>
+          <w:rPr>
+            <w:lang w:val="en_US" w:bidi="en_US"/>
+          </w:rPr>
+          <w:rPr>
+            <w:color w:val="0000EE"/>
+            <w:u w:val="single"/>
+          </w:rPr>
+          <w:t>9:3–15</w:t>
+        </w:r>
+      </w:hyperlink>
+      <w:r>
+        <w:rPr>
+          <w:lang w:val="en_US" w:bidi="en_US"/>
+        </w:rPr>
+        <w:t>). He led the people to renew their covenant with God and to separate themselves from pagan influence (</w:t>
+      </w:r>
+      <w:hyperlink r:id="rId27">
+        <w:r>
+          <w:rPr>
+            <w:lang w:val="en_US" w:bidi="en_US"/>
+          </w:rPr>
+          <w:rPr>
+            <w:color w:val="0000EE"/>
+            <w:u w:val="single"/>
+          </w:rPr>
+          <w:t>10:1–11</w:t>
+        </w:r>
+      </w:hyperlink>
+      <w:r>
+        <w:rPr>
+          <w:lang w:val="en_US" w:bidi="en_US"/>
+        </w:rPr>
+        <w:t>).</w:t>
+      </w:r>
+    </w:p>
+    <w:p>
+      <w:pPr>
+        <w:pStyle w:val="ListNumber"/>
+        <w:spacing w:line="240" w:lineRule="auto"/>
+        <w:ind w:left="720"/>
+      </w:pPr>
+      <w:r>
+        <w:rPr>
+          <w:lang w:val="en_US" w:bidi="en_US"/>
+        </w:rPr>
+      </w:r>
+      <w:r>
+        <w:rPr>
+          <w:lang w:val="en_US" w:bidi="en_US"/>
+        </w:rPr>
+        <w:t>Obeying God's word is very important. As a scribe, Ezra was committed to studying and obeying God’s law. He also taught it to others (</w:t>
+      </w:r>
+      <w:hyperlink r:id="rId64">
+        <w:r>
+          <w:rPr>
+            <w:lang w:val="en_US" w:bidi="en_US"/>
+          </w:rPr>
+          <w:rPr>
+            <w:color w:val="0000EE"/>
+            <w:u w:val="single"/>
+          </w:rPr>
+          <w:t>7:10</w:t>
+        </w:r>
+      </w:hyperlink>
+      <w:r>
+        <w:rPr>
+          <w:lang w:val="en_US" w:bidi="en_US"/>
+        </w:rPr>
+        <w:t>). Ezra often explained his decisions by pointing to God’s instructions in Scripture. The king of Persia had told Ezra to teach and enforce the law of Moses (</w:t>
+      </w:r>
+      <w:hyperlink r:id="rId65">
+        <w:r>
+          <w:rPr>
+            <w:lang w:val="en_US" w:bidi="en_US"/>
+          </w:rPr>
+          <w:rPr>
+            <w:color w:val="0000EE"/>
+            <w:u w:val="single"/>
+          </w:rPr>
+          <w:t>7:14</w:t>
+        </w:r>
+      </w:hyperlink>
+      <w:r>
+        <w:rPr>
+          <w:lang w:val="en_US" w:bidi="en_US"/>
+        </w:rPr>
+        <w:t xml:space="preserve">, </w:t>
+      </w:r>
+      <w:hyperlink r:id="rId66">
+        <w:r>
+          <w:rPr>
+            <w:lang w:val="en_US" w:bidi="en_US"/>
+          </w:rPr>
+          <w:rPr>
+            <w:color w:val="0000EE"/>
+            <w:u w:val="single"/>
+          </w:rPr>
+          <w:t>23–25</w:t>
+        </w:r>
+      </w:hyperlink>
+      <w:r>
+        <w:rPr>
+          <w:lang w:val="en_US" w:bidi="en_US"/>
+        </w:rPr>
+        <w:t xml:space="preserve">). That is exactly what Ezra did (for example, </w:t>
+      </w:r>
+      <w:hyperlink r:id="rId67">
+        <w:r>
+          <w:rPr>
+            <w:lang w:val="en_US" w:bidi="en_US"/>
+          </w:rPr>
+          <w:rPr>
+            <w:color w:val="0000EE"/>
+            <w:u w:val="single"/>
+          </w:rPr>
+          <w:t>8:35</w:t>
+        </w:r>
+      </w:hyperlink>
+      <w:r>
+        <w:rPr>
+          <w:lang w:val="en_US" w:bidi="en_US"/>
+        </w:rPr>
+        <w:t xml:space="preserve">; </w:t>
+      </w:r>
+      <w:hyperlink r:id="rId68">
+        <w:r>
+          <w:rPr>
+            <w:lang w:val="en_US" w:bidi="en_US"/>
+          </w:rPr>
+          <w:rPr>
+            <w:color w:val="0000EE"/>
+            <w:u w:val="single"/>
+          </w:rPr>
+          <w:t>9:1–10:17</w:t>
+        </w:r>
+      </w:hyperlink>
+      <w:r>
+        <w:rPr>
+          <w:lang w:val="en_US" w:bidi="en_US"/>
+        </w:rPr>
+        <w:t>).</w:t>
+      </w:r>
+    </w:p>
+    <w:p>
+      <w:pPr>
+        <w:pStyle w:val="ListNumber"/>
+        <w:spacing w:line="240" w:lineRule="auto"/>
+        <w:ind w:left="720"/>
+      </w:pPr>
+      <w:r>
+        <w:rPr>
+          <w:lang w:val="en_US" w:bidi="en_US"/>
+        </w:rPr>
+      </w:r>
+      <w:r>
+        <w:rPr>
+          <w:lang w:val="en_US" w:bidi="en_US"/>
+        </w:rPr>
+        <w:t>Prayer for others invites God’s compassion and power. Ezra’s prayer of confession shows humility as he asked God for grace (</w:t>
+      </w:r>
+      <w:hyperlink r:id="rId61">
+        <w:r>
+          <w:rPr>
+            <w:lang w:val="en_US" w:bidi="en_US"/>
+          </w:rPr>
+          <w:rPr>
+            <w:color w:val="0000EE"/>
+            <w:u w:val="single"/>
+          </w:rPr>
+          <w:t>9:6–15</w:t>
+        </w:r>
+      </w:hyperlink>
+      <w:r>
+        <w:rPr>
+          <w:lang w:val="en_US" w:bidi="en_US"/>
+        </w:rPr>
+        <w:t>). Ezra knew that a strong sermon against the people might not move them to repent. So he tore his clothes, wept, and mourned over the nation’s sin. God used Ezra’s confession to touch the people’s hearts. Many people repented and returned to God (</w:t>
+      </w:r>
+      <w:hyperlink r:id="rId69">
+        <w:r>
+          <w:rPr>
+            <w:lang w:val="en_US" w:bidi="en_US"/>
+          </w:rPr>
+          <w:rPr>
+            <w:color w:val="0000EE"/>
+            <w:u w:val="single"/>
+          </w:rPr>
           <w:t>9:6–10:17</w:t>
         </w:r>
       </w:hyperlink>
@@ -1704,7 +2154,14 @@
         <w:rPr>
           <w:lang w:val="en_US" w:bidi="en_US"/>
         </w:rPr>
-        <w:t>). Similarly, Ezra had earlier fasted and prayed for safety on their journey to Jerusalem, acknowledging that only God could protect them from attack (</w:t>
+        <w:t xml:space="preserve">). </w:t>
+        <w:br/>
+      </w:r>
+      <w:r>
+        <w:rPr>
+          <w:lang w:val="en_US" w:bidi="en_US"/>
+        </w:rPr>
+        <w:t>Earlier, Ezra had also fasted and prayed for safety on the journey to Jerusalem. He knew that only God could protect them from attack (</w:t>
       </w:r>
       <w:hyperlink r:id="rId70">
         <w:r>
@@ -3642,6 +4099,12 @@
   </w:num>
   <w:num w:numId="13" w16cid:durableId="592781308">
     <w:abstractNumId w:val="11"/>
+  </w:num>
+  <w:num w:numId="14">
+    <w:abstractNumId w:val="3"/>
+    <w:lvlOverride w:ilvl="0">
+      <w:startOverride w:val="1"/>
+    </w:lvlOverride>
   </w:num>
   <w:numIdMacAtCleanup w:val="10"/>
 </w:numbering>

--- a/eng/docx/15.content.docx
+++ b/eng/docx/15.content.docx
@@ -19,7 +19,7 @@
         <w:rPr>
           <w:lang w:val="en_US" w:bidi="en_US"/>
         </w:rPr>
-        <w:t>Resource: Tyndale Open Study Notes</w:t>
+        <w:t>Resource: Aquifer Open Study Notes (Book Intros)</w:t>
       </w:r>
       <w:r>
         <w:rPr>
@@ -112,7 +112,7 @@
         <w:rPr>
           <w:lang w:val="en_US" w:bidi="en_US"/>
         </w:rPr>
-        <w:t>Tyndale Open Study Notes</w:t>
+        <w:t>Aquifer Open Study Notes (Book Intros)</w:t>
       </w:r>
     </w:p>
     <w:p>

--- a/eng/docx/15.content.docx
+++ b/eng/docx/15.content.docx
@@ -258,18 +258,12 @@
         </w:rPr>
         <w:t xml:space="preserve">About 130 years before Ezra came to Jerusalem in 458 BC, God punished Judah because the people continued to do evil. He sent the Babylonians to destroy Jerusalem, tear down the temple, and take thousands of people into exile (see </w:t>
       </w:r>
-      <w:hyperlink r:id="rId13">
-        <w:r>
-          <w:rPr>
-            <w:lang w:val="en_US" w:bidi="en_US"/>
-          </w:rPr>
-          <w:rPr>
-            <w:color w:val="0000EE"/>
-            <w:u w:val="single"/>
-          </w:rPr>
-          <w:t>2 Kings 25:1–30</w:t>
-        </w:r>
-      </w:hyperlink>
+      <w:r>
+        <w:rPr>
+          <w:lang w:val="en_US" w:bidi="en_US"/>
+        </w:rPr>
+        <w:t>2 Kings 25:1–30</w:t>
+      </w:r>
       <w:r>
         <w:rPr>
           <w:lang w:val="en_US" w:bidi="en_US"/>
@@ -290,54 +284,36 @@
         </w:rPr>
         <w:t>While the Israelites lived in exile in Babylon, they could build homes, plant gardens, and live fairly well. They also had some freedom to worship God (</w:t>
       </w:r>
-      <w:hyperlink r:id="rId14">
-        <w:r>
-          <w:rPr>
-            <w:lang w:val="en_US" w:bidi="en_US"/>
-          </w:rPr>
-          <w:rPr>
-            <w:color w:val="0000EE"/>
-            <w:u w:val="single"/>
-          </w:rPr>
-          <w:t>Jeremiah 29:4–5</w:t>
-        </w:r>
-      </w:hyperlink>
+      <w:r>
+        <w:rPr>
+          <w:lang w:val="en_US" w:bidi="en_US"/>
+        </w:rPr>
+        <w:t>Jeremiah 29:4–5</w:t>
+      </w:r>
       <w:r>
         <w:rPr>
           <w:lang w:val="en_US" w:bidi="en_US"/>
         </w:rPr>
         <w:t>). Some Israelites even received places of power and honor (</w:t>
       </w:r>
-      <w:hyperlink r:id="rId15">
-        <w:r>
-          <w:rPr>
-            <w:lang w:val="en_US" w:bidi="en_US"/>
-          </w:rPr>
-          <w:rPr>
-            <w:color w:val="0000EE"/>
-            <w:u w:val="single"/>
-          </w:rPr>
-          <w:t xml:space="preserve">Daniel 3 </w:t>
-        </w:r>
-      </w:hyperlink>
+      <w:r>
+        <w:rPr>
+          <w:lang w:val="en_US" w:bidi="en_US"/>
+        </w:rPr>
+        <w:t xml:space="preserve">Daniel 3 </w:t>
+      </w:r>
       <w:r>
         <w:rPr>
           <w:lang w:val="en_US" w:bidi="en_US"/>
         </w:rPr>
         <w:t xml:space="preserve">and </w:t>
       </w:r>
-      <w:hyperlink r:id="rId16">
-        <w:r>
-          <w:rPr>
-            <w:lang w:val="en_US" w:bidi="en_US"/>
-          </w:rPr>
-          <w:rPr>
-            <w:color w:val="0000EE"/>
-            <w:u w:val="single"/>
-          </w:rPr>
-          <w:t>6</w:t>
-        </w:r>
-      </w:hyperlink>
+      <w:r>
+        <w:rPr>
+          <w:lang w:val="en_US" w:bidi="en_US"/>
+        </w:rPr>
+        <w:t>6</w:t>
+      </w:r>
       <w:r>
         <w:rPr>
           <w:lang w:val="en_US" w:bidi="en_US"/>
@@ -358,72 +334,48 @@
         </w:rPr>
         <w:t>God had promised to bring his people back to the holy land after 70 years (</w:t>
       </w:r>
-      <w:hyperlink r:id="rId17">
-        <w:r>
-          <w:rPr>
-            <w:lang w:val="en_US" w:bidi="en_US"/>
-          </w:rPr>
-          <w:rPr>
-            <w:color w:val="0000EE"/>
-            <w:u w:val="single"/>
-          </w:rPr>
-          <w:t>2 Chronicles 36:21</w:t>
-        </w:r>
-      </w:hyperlink>
+      <w:r>
+        <w:rPr>
+          <w:lang w:val="en_US" w:bidi="en_US"/>
+        </w:rPr>
+        <w:t>2 Chronicles 36:21</w:t>
+      </w:r>
       <w:r>
         <w:rPr>
           <w:lang w:val="en_US" w:bidi="en_US"/>
         </w:rPr>
         <w:t xml:space="preserve">; </w:t>
       </w:r>
-      <w:hyperlink r:id="rId18">
-        <w:r>
-          <w:rPr>
-            <w:lang w:val="en_US" w:bidi="en_US"/>
-          </w:rPr>
-          <w:rPr>
-            <w:color w:val="0000EE"/>
-            <w:u w:val="single"/>
-          </w:rPr>
-          <w:t>Jeremiah 25:12</w:t>
-        </w:r>
-      </w:hyperlink>
+      <w:r>
+        <w:rPr>
+          <w:lang w:val="en_US" w:bidi="en_US"/>
+        </w:rPr>
+        <w:t>Jeremiah 25:12</w:t>
+      </w:r>
       <w:r>
         <w:rPr>
           <w:lang w:val="en_US" w:bidi="en_US"/>
         </w:rPr>
         <w:t xml:space="preserve">; </w:t>
       </w:r>
-      <w:hyperlink r:id="rId19">
-        <w:r>
-          <w:rPr>
-            <w:lang w:val="en_US" w:bidi="en_US"/>
-          </w:rPr>
-          <w:rPr>
-            <w:color w:val="0000EE"/>
-            <w:u w:val="single"/>
-          </w:rPr>
-          <w:t>29:10</w:t>
-        </w:r>
-      </w:hyperlink>
+      <w:r>
+        <w:rPr>
+          <w:lang w:val="en_US" w:bidi="en_US"/>
+        </w:rPr>
+        <w:t>29:10</w:t>
+      </w:r>
       <w:r>
         <w:rPr>
           <w:lang w:val="en_US" w:bidi="en_US"/>
         </w:rPr>
         <w:t>). Around 559 BC, the Persian prince Cyrus II defeated the Medes and joined their kingdom to his own. This became the Persian Empire. Then, in 539 BC, the Persians defeated the Babylonians. This made the way for God’s promise to be fulfilled. In 538 BC, Cyrus began to let the Jewish people leave Babylon. Sheshbazzar led the first group of exiles back to their homeland (</w:t>
       </w:r>
-      <w:hyperlink r:id="rId20">
-        <w:r>
-          <w:rPr>
-            <w:lang w:val="en_US" w:bidi="en_US"/>
-          </w:rPr>
-          <w:rPr>
-            <w:color w:val="0000EE"/>
-            <w:u w:val="single"/>
-          </w:rPr>
-          <w:t>Ezra 1:1–8</w:t>
-        </w:r>
-      </w:hyperlink>
+      <w:r>
+        <w:rPr>
+          <w:lang w:val="en_US" w:bidi="en_US"/>
+        </w:rPr>
+        <w:t>Ezra 1:1–8</w:t>
+      </w:r>
       <w:r>
         <w:rPr>
           <w:lang w:val="en_US" w:bidi="en_US"/>
@@ -458,18 +410,12 @@
         </w:rPr>
         <w:t>These people said they worshiped the same God as the Jews. But their religion mixed Jewish beliefs and practices with pagan worship. They wanted to worship with the returning Jews. The Jews saw that this would weaken their faithfulness to God (</w:t>
       </w:r>
-      <w:hyperlink r:id="rId21">
-        <w:r>
-          <w:rPr>
-            <w:lang w:val="en_US" w:bidi="en_US"/>
-          </w:rPr>
-          <w:rPr>
-            <w:color w:val="0000EE"/>
-            <w:u w:val="single"/>
-          </w:rPr>
-          <w:t>4:3</w:t>
-        </w:r>
-      </w:hyperlink>
+      <w:r>
+        <w:rPr>
+          <w:lang w:val="en_US" w:bidi="en_US"/>
+        </w:rPr>
+        <w:t>4:3</w:t>
+      </w:r>
       <w:r>
         <w:rPr>
           <w:lang w:val="en_US" w:bidi="en_US"/>
@@ -504,108 +450,72 @@
         </w:rPr>
         <w:t>Several decades later, Ezra came to Jerusalem. He found that some Israelites had weakened their faithfulness to God by marrying foreign women (</w:t>
       </w:r>
-      <w:hyperlink r:id="rId22">
-        <w:r>
-          <w:rPr>
-            <w:lang w:val="en_US" w:bidi="en_US"/>
-          </w:rPr>
-          <w:rPr>
-            <w:color w:val="0000EE"/>
-            <w:u w:val="single"/>
-          </w:rPr>
-          <w:t>9:1–2</w:t>
-        </w:r>
-      </w:hyperlink>
+      <w:r>
+        <w:rPr>
+          <w:lang w:val="en_US" w:bidi="en_US"/>
+        </w:rPr>
+        <w:t>9:1–2</w:t>
+      </w:r>
       <w:r>
         <w:rPr>
           <w:lang w:val="en_US" w:bidi="en_US"/>
         </w:rPr>
         <w:t>). God had clearly forbidden these marriages because they would lead the Israelites to follow pagan worship (</w:t>
       </w:r>
-      <w:hyperlink r:id="rId23">
-        <w:r>
-          <w:rPr>
-            <w:lang w:val="en_US" w:bidi="en_US"/>
-          </w:rPr>
-          <w:rPr>
-            <w:color w:val="0000EE"/>
-            <w:u w:val="single"/>
-          </w:rPr>
-          <w:t>Deuteronomy 7:3–4</w:t>
-        </w:r>
-      </w:hyperlink>
+      <w:r>
+        <w:rPr>
+          <w:lang w:val="en_US" w:bidi="en_US"/>
+        </w:rPr>
+        <w:t>Deuteronomy 7:3–4</w:t>
+      </w:r>
       <w:r>
         <w:rPr>
           <w:lang w:val="en_US" w:bidi="en_US"/>
         </w:rPr>
         <w:t xml:space="preserve">; </w:t>
       </w:r>
-      <w:hyperlink r:id="rId24">
-        <w:r>
-          <w:rPr>
-            <w:lang w:val="en_US" w:bidi="en_US"/>
-          </w:rPr>
-          <w:rPr>
-            <w:color w:val="0000EE"/>
-            <w:u w:val="single"/>
-          </w:rPr>
-          <w:t>Joshua 23:12–13</w:t>
-        </w:r>
-      </w:hyperlink>
+      <w:r>
+        <w:rPr>
+          <w:lang w:val="en_US" w:bidi="en_US"/>
+        </w:rPr>
+        <w:t>Joshua 23:12–13</w:t>
+      </w:r>
       <w:r>
         <w:rPr>
           <w:lang w:val="en_US" w:bidi="en_US"/>
         </w:rPr>
         <w:t>). This sin would bring God’s judgment unless the people confessed it and corrected it (</w:t>
       </w:r>
-      <w:hyperlink r:id="rId25">
-        <w:r>
-          <w:rPr>
-            <w:lang w:val="en_US" w:bidi="en_US"/>
-          </w:rPr>
-          <w:rPr>
-            <w:color w:val="0000EE"/>
-            <w:u w:val="single"/>
-          </w:rPr>
-          <w:t>9:13–15</w:t>
-        </w:r>
-      </w:hyperlink>
+      <w:r>
+        <w:rPr>
+          <w:lang w:val="en_US" w:bidi="en_US"/>
+        </w:rPr>
+        <w:t>9:13–15</w:t>
+      </w:r>
       <w:r>
         <w:rPr>
           <w:lang w:val="en_US" w:bidi="en_US"/>
         </w:rPr>
         <w:t xml:space="preserve">; </w:t>
       </w:r>
-      <w:hyperlink r:id="rId26">
-        <w:r>
-          <w:rPr>
-            <w:lang w:val="en_US" w:bidi="en_US"/>
-          </w:rPr>
-          <w:rPr>
-            <w:color w:val="0000EE"/>
-            <w:u w:val="single"/>
-          </w:rPr>
-          <w:t>10:14</w:t>
-        </w:r>
-      </w:hyperlink>
+      <w:r>
+        <w:rPr>
+          <w:lang w:val="en_US" w:bidi="en_US"/>
+        </w:rPr>
+        <w:t>10:14</w:t>
+      </w:r>
       <w:r>
         <w:rPr>
           <w:lang w:val="en_US" w:bidi="en_US"/>
         </w:rPr>
         <w:t>). Ezra led the people to separate themselves from pagan influence and renew their covenant (a binding agreement) with God (</w:t>
       </w:r>
-      <w:hyperlink r:id="rId27">
-        <w:r>
-          <w:rPr>
-            <w:lang w:val="en_US" w:bidi="en_US"/>
-          </w:rPr>
-          <w:rPr>
-            <w:color w:val="0000EE"/>
-            <w:u w:val="single"/>
-          </w:rPr>
-          <w:t>10:1–11</w:t>
-        </w:r>
-      </w:hyperlink>
+      <w:r>
+        <w:rPr>
+          <w:lang w:val="en_US" w:bidi="en_US"/>
+        </w:rPr>
+        <w:t>10:1–11</w:t>
+      </w:r>
       <w:r>
         <w:rPr>
           <w:lang w:val="en_US" w:bidi="en_US"/>
@@ -662,72 +572,48 @@
         </w:rPr>
         <w:t>After Cyrus commanded that the Jews could return to their homeland, about 50,000 people left for Jerusalem (</w:t>
       </w:r>
-      <w:hyperlink r:id="rId28">
-        <w:r>
-          <w:rPr>
-            <w:lang w:val="en_US" w:bidi="en_US"/>
-          </w:rPr>
-          <w:rPr>
-            <w:color w:val="0000EE"/>
-            <w:u w:val="single"/>
-          </w:rPr>
-          <w:t>1:1–4</w:t>
-        </w:r>
-      </w:hyperlink>
+      <w:r>
+        <w:rPr>
+          <w:lang w:val="en_US" w:bidi="en_US"/>
+        </w:rPr>
+        <w:t>1:1–4</w:t>
+      </w:r>
       <w:r>
         <w:rPr>
           <w:lang w:val="en_US" w:bidi="en_US"/>
         </w:rPr>
         <w:t>). There they restored the Jewish community, built a new altar (</w:t>
       </w:r>
-      <w:hyperlink r:id="rId29">
-        <w:r>
-          <w:rPr>
-            <w:lang w:val="en_US" w:bidi="en_US"/>
-          </w:rPr>
-          <w:rPr>
-            <w:color w:val="0000EE"/>
-            <w:u w:val="single"/>
-          </w:rPr>
-          <w:t>1:5–3:6</w:t>
-        </w:r>
-      </w:hyperlink>
+      <w:r>
+        <w:rPr>
+          <w:lang w:val="en_US" w:bidi="en_US"/>
+        </w:rPr>
+        <w:t>1:5–3:6</w:t>
+      </w:r>
       <w:r>
         <w:rPr>
           <w:lang w:val="en_US" w:bidi="en_US"/>
         </w:rPr>
         <w:t>), and began to rebuild the temple (</w:t>
       </w:r>
-      <w:hyperlink r:id="rId30">
-        <w:r>
-          <w:rPr>
-            <w:lang w:val="en_US" w:bidi="en_US"/>
-          </w:rPr>
-          <w:rPr>
-            <w:color w:val="0000EE"/>
-            <w:u w:val="single"/>
-          </w:rPr>
-          <w:t>3:7–13</w:t>
-        </w:r>
-      </w:hyperlink>
+      <w:r>
+        <w:rPr>
+          <w:lang w:val="en_US" w:bidi="en_US"/>
+        </w:rPr>
+        <w:t>3:7–13</w:t>
+      </w:r>
       <w:r>
         <w:rPr>
           <w:lang w:val="en_US" w:bidi="en_US"/>
         </w:rPr>
         <w:t>). These Jews refused to weaken their faith by joining with local people who did not worship God faithfully. Soon, these local people opposed them and stopped the rebuilding work (</w:t>
       </w:r>
-      <w:hyperlink r:id="rId31">
-        <w:r>
-          <w:rPr>
-            <w:lang w:val="en_US" w:bidi="en_US"/>
-          </w:rPr>
-          <w:rPr>
-            <w:color w:val="0000EE"/>
-            <w:u w:val="single"/>
-          </w:rPr>
-          <w:t>4:1–5</w:t>
-        </w:r>
-      </w:hyperlink>
+      <w:r>
+        <w:rPr>
+          <w:lang w:val="en_US" w:bidi="en_US"/>
+        </w:rPr>
+        <w:t>4:1–5</w:t>
+      </w:r>
       <w:r>
         <w:rPr>
           <w:lang w:val="en_US" w:bidi="en_US"/>
@@ -759,90 +645,60 @@
         </w:rPr>
         <w:t>Almost 20 years later, God used the prophets Haggai and Zechariah to call his people to continue rebuilding the temple (</w:t>
       </w:r>
-      <w:hyperlink r:id="rId32">
-        <w:r>
-          <w:rPr>
-            <w:lang w:val="en_US" w:bidi="en_US"/>
-          </w:rPr>
-          <w:rPr>
-            <w:color w:val="0000EE"/>
-            <w:u w:val="single"/>
-          </w:rPr>
-          <w:t>5:1–6:12</w:t>
-        </w:r>
-      </w:hyperlink>
+      <w:r>
+        <w:rPr>
+          <w:lang w:val="en_US" w:bidi="en_US"/>
+        </w:rPr>
+        <w:t>5:1–6:12</w:t>
+      </w:r>
       <w:r>
         <w:rPr>
           <w:lang w:val="en_US" w:bidi="en_US"/>
         </w:rPr>
         <w:t xml:space="preserve">). The Jews obeyed. With support from Persia, they finished the temple in 515 BC. No one stopped the work again (see also </w:t>
       </w:r>
-      <w:hyperlink r:id="rId33">
-        <w:r>
-          <w:rPr>
-            <w:lang w:val="en_US" w:bidi="en_US"/>
-          </w:rPr>
-          <w:rPr>
-            <w:color w:val="0000EE"/>
-            <w:u w:val="single"/>
-          </w:rPr>
-          <w:t>Haggai 1:2–6</w:t>
-        </w:r>
-      </w:hyperlink>
+      <w:r>
+        <w:rPr>
+          <w:lang w:val="en_US" w:bidi="en_US"/>
+        </w:rPr>
+        <w:t>Haggai 1:2–6</w:t>
+      </w:r>
       <w:r>
         <w:rPr>
           <w:lang w:val="en_US" w:bidi="en_US"/>
         </w:rPr>
         <w:t xml:space="preserve">; </w:t>
       </w:r>
-      <w:hyperlink r:id="rId34">
-        <w:r>
-          <w:rPr>
-            <w:lang w:val="en_US" w:bidi="en_US"/>
-          </w:rPr>
-          <w:rPr>
-            <w:color w:val="0000EE"/>
-            <w:u w:val="single"/>
-          </w:rPr>
-          <w:t>Zechariah 4:9</w:t>
-        </w:r>
-      </w:hyperlink>
+      <w:r>
+        <w:rPr>
+          <w:lang w:val="en_US" w:bidi="en_US"/>
+        </w:rPr>
+        <w:t>Zechariah 4:9</w:t>
+      </w:r>
       <w:r>
         <w:rPr>
           <w:lang w:val="en_US" w:bidi="en_US"/>
         </w:rPr>
         <w:t xml:space="preserve">; </w:t>
       </w:r>
-      <w:hyperlink r:id="rId35">
-        <w:r>
-          <w:rPr>
-            <w:lang w:val="en_US" w:bidi="en_US"/>
-          </w:rPr>
-          <w:rPr>
-            <w:color w:val="0000EE"/>
-            <w:u w:val="single"/>
-          </w:rPr>
-          <w:t>6:12–15</w:t>
-        </w:r>
-      </w:hyperlink>
+      <w:r>
+        <w:rPr>
+          <w:lang w:val="en_US" w:bidi="en_US"/>
+        </w:rPr>
+        <w:t>6:12–15</w:t>
+      </w:r>
       <w:r>
         <w:rPr>
           <w:lang w:val="en_US" w:bidi="en_US"/>
         </w:rPr>
         <w:t xml:space="preserve">; </w:t>
       </w:r>
-      <w:hyperlink r:id="rId36">
-        <w:r>
-          <w:rPr>
-            <w:lang w:val="en_US" w:bidi="en_US"/>
-          </w:rPr>
-          <w:rPr>
-            <w:color w:val="0000EE"/>
-            <w:u w:val="single"/>
-          </w:rPr>
-          <w:t>8:9</w:t>
-        </w:r>
-      </w:hyperlink>
+      <w:r>
+        <w:rPr>
+          <w:lang w:val="en_US" w:bidi="en_US"/>
+        </w:rPr>
+        <w:t>8:9</w:t>
+      </w:r>
       <w:r>
         <w:rPr>
           <w:lang w:val="en_US" w:bidi="en_US"/>
@@ -874,18 +730,12 @@
         </w:rPr>
         <w:t>The Jews encountered opposition when they first tried to rebuild the city and its walls (</w:t>
       </w:r>
-      <w:hyperlink r:id="rId37">
-        <w:r>
-          <w:rPr>
-            <w:lang w:val="en_US" w:bidi="en_US"/>
-          </w:rPr>
-          <w:rPr>
-            <w:color w:val="0000EE"/>
-            <w:u w:val="single"/>
-          </w:rPr>
-          <w:t>Ezra 4:6–23</w:t>
-        </w:r>
-      </w:hyperlink>
+      <w:r>
+        <w:rPr>
+          <w:lang w:val="en_US" w:bidi="en_US"/>
+        </w:rPr>
+        <w:t>Ezra 4:6–23</w:t>
+      </w:r>
       <w:r>
         <w:rPr>
           <w:lang w:val="en_US" w:bidi="en_US"/>
@@ -917,18 +767,12 @@
         </w:rPr>
         <w:t>Ezra traveled to Jerusalem to lead the people and oversee government matters (</w:t>
       </w:r>
-      <w:hyperlink r:id="rId38">
-        <w:r>
-          <w:rPr>
-            <w:lang w:val="en_US" w:bidi="en_US"/>
-          </w:rPr>
-          <w:rPr>
-            <w:color w:val="0000EE"/>
-            <w:u w:val="single"/>
-          </w:rPr>
-          <w:t>7:1–26</w:t>
-        </w:r>
-      </w:hyperlink>
+      <w:r>
+        <w:rPr>
+          <w:lang w:val="en_US" w:bidi="en_US"/>
+        </w:rPr>
+        <w:t>7:1–26</w:t>
+      </w:r>
       <w:r>
         <w:rPr>
           <w:lang w:val="en_US" w:bidi="en_US"/>
@@ -949,18 +793,12 @@
         </w:rPr>
         <w:t>Ezra prayed and asked God for mercy. Then he led an official investigation. Many Israelites repented of their sins and divorced their pagan wives (</w:t>
       </w:r>
-      <w:hyperlink r:id="rId39">
-        <w:r>
-          <w:rPr>
-            <w:lang w:val="en_US" w:bidi="en_US"/>
-          </w:rPr>
-          <w:rPr>
-            <w:color w:val="0000EE"/>
-            <w:u w:val="single"/>
-          </w:rPr>
-          <w:t>9:1–10:44</w:t>
-        </w:r>
-      </w:hyperlink>
+      <w:r>
+        <w:rPr>
+          <w:lang w:val="en_US" w:bidi="en_US"/>
+        </w:rPr>
+        <w:t>9:1–10:44</w:t>
+      </w:r>
       <w:r>
         <w:rPr>
           <w:lang w:val="en_US" w:bidi="en_US"/>
@@ -992,18 +830,12 @@
         </w:rPr>
         <w:t xml:space="preserve">Nehemiah came to Jerusalem and rebuilt the city walls. He completed the work even though many people opposed him and caused trouble (see </w:t>
       </w:r>
-      <w:hyperlink r:id="rId40">
-        <w:r>
-          <w:rPr>
-            <w:lang w:val="en_US" w:bidi="en_US"/>
-          </w:rPr>
-          <w:rPr>
-            <w:color w:val="0000EE"/>
-            <w:u w:val="single"/>
-          </w:rPr>
-          <w:t>Nehemiah 1–7</w:t>
-        </w:r>
-      </w:hyperlink>
+      <w:r>
+        <w:rPr>
+          <w:lang w:val="en_US" w:bidi="en_US"/>
+        </w:rPr>
+        <w:t>Nehemiah 1–7</w:t>
+      </w:r>
       <w:r>
         <w:rPr>
           <w:lang w:val="en_US" w:bidi="en_US"/>
@@ -1049,36 +881,24 @@
         </w:rPr>
         <w:t xml:space="preserve">Some people also believe Ezra wrote Chronicles. They point out that the last verses of 2 Chronicles are very similar to the first verses of Ezra (compare </w:t>
       </w:r>
-      <w:hyperlink r:id="rId41">
-        <w:r>
-          <w:rPr>
-            <w:lang w:val="en_US" w:bidi="en_US"/>
-          </w:rPr>
-          <w:rPr>
-            <w:color w:val="0000EE"/>
-            <w:u w:val="single"/>
-          </w:rPr>
-          <w:t xml:space="preserve">2 Chronicles 36:22–23 </w:t>
-        </w:r>
-      </w:hyperlink>
+      <w:r>
+        <w:rPr>
+          <w:lang w:val="en_US" w:bidi="en_US"/>
+        </w:rPr>
+        <w:t xml:space="preserve">2 Chronicles 36:22–23 </w:t>
+      </w:r>
       <w:r>
         <w:rPr>
           <w:lang w:val="en_US" w:bidi="en_US"/>
         </w:rPr>
         <w:t xml:space="preserve">and </w:t>
       </w:r>
-      <w:hyperlink r:id="rId42">
-        <w:r>
-          <w:rPr>
-            <w:lang w:val="en_US" w:bidi="en_US"/>
-          </w:rPr>
-          <w:rPr>
-            <w:color w:val="0000EE"/>
-            <w:u w:val="single"/>
-          </w:rPr>
-          <w:t>Ezra 1:1–3</w:t>
-        </w:r>
-      </w:hyperlink>
+      <w:r>
+        <w:rPr>
+          <w:lang w:val="en_US" w:bidi="en_US"/>
+        </w:rPr>
+        <w:t>Ezra 1:1–3</w:t>
+      </w:r>
       <w:r>
         <w:rPr>
           <w:lang w:val="en_US" w:bidi="en_US"/>
@@ -1124,36 +944,24 @@
         </w:rPr>
         <w:t>Most of the Old Testament was written in Hebrew. But the book of Ezra includes two sections written in Aramaic, the common language of the Persian Empire (</w:t>
       </w:r>
-      <w:hyperlink r:id="rId43">
-        <w:r>
-          <w:rPr>
-            <w:lang w:val="en_US" w:bidi="en_US"/>
-          </w:rPr>
-          <w:rPr>
-            <w:color w:val="0000EE"/>
-            <w:u w:val="single"/>
-          </w:rPr>
-          <w:t>4:8–6:18</w:t>
-        </w:r>
-      </w:hyperlink>
+      <w:r>
+        <w:rPr>
+          <w:lang w:val="en_US" w:bidi="en_US"/>
+        </w:rPr>
+        <w:t>4:8–6:18</w:t>
+      </w:r>
       <w:r>
         <w:rPr>
           <w:lang w:val="en_US" w:bidi="en_US"/>
         </w:rPr>
         <w:t xml:space="preserve"> and </w:t>
       </w:r>
-      <w:hyperlink r:id="rId44">
-        <w:r>
-          <w:rPr>
-            <w:lang w:val="en_US" w:bidi="en_US"/>
-          </w:rPr>
-          <w:rPr>
-            <w:color w:val="0000EE"/>
-            <w:u w:val="single"/>
-          </w:rPr>
-          <w:t>7:12–26</w:t>
-        </w:r>
-      </w:hyperlink>
+      <w:r>
+        <w:rPr>
+          <w:lang w:val="en_US" w:bidi="en_US"/>
+        </w:rPr>
+        <w:t>7:12–26</w:t>
+      </w:r>
       <w:r>
         <w:rPr>
           <w:lang w:val="en_US" w:bidi="en_US"/>
@@ -1178,18 +986,12 @@
         </w:rPr>
         <w:t>Rehum’s letter to King Artaxerxes (</w:t>
       </w:r>
-      <w:hyperlink r:id="rId45">
-        <w:r>
-          <w:rPr>
-            <w:lang w:val="en_US" w:bidi="en_US"/>
-          </w:rPr>
-          <w:rPr>
-            <w:color w:val="0000EE"/>
-            <w:u w:val="single"/>
-          </w:rPr>
-          <w:t>4:8–16</w:t>
-        </w:r>
-      </w:hyperlink>
+      <w:r>
+        <w:rPr>
+          <w:lang w:val="en_US" w:bidi="en_US"/>
+        </w:rPr>
+        <w:t>4:8–16</w:t>
+      </w:r>
       <w:r>
         <w:rPr>
           <w:lang w:val="en_US" w:bidi="en_US"/>
@@ -1214,18 +1016,12 @@
         </w:rPr>
         <w:t>Artaxerxes’s letter to Rehum (</w:t>
       </w:r>
-      <w:hyperlink r:id="rId46">
-        <w:r>
-          <w:rPr>
-            <w:lang w:val="en_US" w:bidi="en_US"/>
-          </w:rPr>
-          <w:rPr>
-            <w:color w:val="0000EE"/>
-            <w:u w:val="single"/>
-          </w:rPr>
-          <w:t>4:17–22</w:t>
-        </w:r>
-      </w:hyperlink>
+      <w:r>
+        <w:rPr>
+          <w:lang w:val="en_US" w:bidi="en_US"/>
+        </w:rPr>
+        <w:t>4:17–22</w:t>
+      </w:r>
       <w:r>
         <w:rPr>
           <w:lang w:val="en_US" w:bidi="en_US"/>
@@ -1250,18 +1046,12 @@
         </w:rPr>
         <w:t>Tattenai’s letter to King Darius (</w:t>
       </w:r>
-      <w:hyperlink r:id="rId47">
-        <w:r>
-          <w:rPr>
-            <w:lang w:val="en_US" w:bidi="en_US"/>
-          </w:rPr>
-          <w:rPr>
-            <w:color w:val="0000EE"/>
-            <w:u w:val="single"/>
-          </w:rPr>
-          <w:t>5:6–17</w:t>
-        </w:r>
-      </w:hyperlink>
+      <w:r>
+        <w:rPr>
+          <w:lang w:val="en_US" w:bidi="en_US"/>
+        </w:rPr>
+        <w:t>5:6–17</w:t>
+      </w:r>
       <w:r>
         <w:rPr>
           <w:lang w:val="en_US" w:bidi="en_US"/>
@@ -1286,18 +1076,12 @@
         </w:rPr>
         <w:t>Cyrus’s decree to build the temple in Jerusalem (</w:t>
       </w:r>
-      <w:hyperlink r:id="rId48">
-        <w:r>
-          <w:rPr>
-            <w:lang w:val="en_US" w:bidi="en_US"/>
-          </w:rPr>
-          <w:rPr>
-            <w:color w:val="0000EE"/>
-            <w:u w:val="single"/>
-          </w:rPr>
-          <w:t>6:3–5</w:t>
-        </w:r>
-      </w:hyperlink>
+      <w:r>
+        <w:rPr>
+          <w:lang w:val="en_US" w:bidi="en_US"/>
+        </w:rPr>
+        <w:t>6:3–5</w:t>
+      </w:r>
       <w:r>
         <w:rPr>
           <w:lang w:val="en_US" w:bidi="en_US"/>
@@ -1322,18 +1106,12 @@
         </w:rPr>
         <w:t>Darius’s letter to Tattenai (</w:t>
       </w:r>
-      <w:hyperlink r:id="rId49">
-        <w:r>
-          <w:rPr>
-            <w:lang w:val="en_US" w:bidi="en_US"/>
-          </w:rPr>
-          <w:rPr>
-            <w:color w:val="0000EE"/>
-            <w:u w:val="single"/>
-          </w:rPr>
-          <w:t>6:6–12</w:t>
-        </w:r>
-      </w:hyperlink>
+      <w:r>
+        <w:rPr>
+          <w:lang w:val="en_US" w:bidi="en_US"/>
+        </w:rPr>
+        <w:t>6:6–12</w:t>
+      </w:r>
       <w:r>
         <w:rPr>
           <w:lang w:val="en_US" w:bidi="en_US"/>
@@ -1358,18 +1136,12 @@
         </w:rPr>
         <w:t>Artaxerxes’s letter to Ezra (</w:t>
       </w:r>
-      <w:hyperlink r:id="rId44">
-        <w:r>
-          <w:rPr>
-            <w:lang w:val="en_US" w:bidi="en_US"/>
-          </w:rPr>
-          <w:rPr>
-            <w:color w:val="0000EE"/>
-            <w:u w:val="single"/>
-          </w:rPr>
-          <w:t>7:12–26</w:t>
-        </w:r>
-      </w:hyperlink>
+      <w:r>
+        <w:rPr>
+          <w:lang w:val="en_US" w:bidi="en_US"/>
+        </w:rPr>
+        <w:t>7:12–26</w:t>
+      </w:r>
       <w:r>
         <w:rPr>
           <w:lang w:val="en_US" w:bidi="en_US"/>
@@ -1422,18 +1194,12 @@
         </w:rPr>
         <w:t>the decree of Cyrus (</w:t>
       </w:r>
-      <w:hyperlink r:id="rId50">
-        <w:r>
-          <w:rPr>
-            <w:lang w:val="en_US" w:bidi="en_US"/>
-          </w:rPr>
-          <w:rPr>
-            <w:color w:val="0000EE"/>
-            <w:u w:val="single"/>
-          </w:rPr>
-          <w:t>1:2–4</w:t>
-        </w:r>
-      </w:hyperlink>
+      <w:r>
+        <w:rPr>
+          <w:lang w:val="en_US" w:bidi="en_US"/>
+        </w:rPr>
+        <w:t>1:2–4</w:t>
+      </w:r>
       <w:r>
         <w:rPr>
           <w:lang w:val="en_US" w:bidi="en_US"/>
@@ -1458,18 +1224,12 @@
         </w:rPr>
         <w:t>a list of temple objects (</w:t>
       </w:r>
-      <w:hyperlink r:id="rId51">
-        <w:r>
-          <w:rPr>
-            <w:lang w:val="en_US" w:bidi="en_US"/>
-          </w:rPr>
-          <w:rPr>
-            <w:color w:val="0000EE"/>
-            <w:u w:val="single"/>
-          </w:rPr>
-          <w:t>1:9–11</w:t>
-        </w:r>
-      </w:hyperlink>
+      <w:r>
+        <w:rPr>
+          <w:lang w:val="en_US" w:bidi="en_US"/>
+        </w:rPr>
+        <w:t>1:9–11</w:t>
+      </w:r>
       <w:r>
         <w:rPr>
           <w:lang w:val="en_US" w:bidi="en_US"/>
@@ -1494,18 +1254,12 @@
         </w:rPr>
         <w:t>a list of the Israelites who first returned to Jerusalem (</w:t>
       </w:r>
-      <w:hyperlink r:id="rId52">
-        <w:r>
-          <w:rPr>
-            <w:lang w:val="en_US" w:bidi="en_US"/>
-          </w:rPr>
-          <w:rPr>
-            <w:color w:val="0000EE"/>
-            <w:u w:val="single"/>
-          </w:rPr>
-          <w:t>2:1–69</w:t>
-        </w:r>
-      </w:hyperlink>
+      <w:r>
+        <w:rPr>
+          <w:lang w:val="en_US" w:bidi="en_US"/>
+        </w:rPr>
+        <w:t>2:1–69</w:t>
+      </w:r>
       <w:r>
         <w:rPr>
           <w:lang w:val="en_US" w:bidi="en_US"/>
@@ -1530,18 +1284,12 @@
         </w:rPr>
         <w:t>a list of those who returned with Ezra (</w:t>
       </w:r>
-      <w:hyperlink r:id="rId53">
-        <w:r>
-          <w:rPr>
-            <w:lang w:val="en_US" w:bidi="en_US"/>
-          </w:rPr>
-          <w:rPr>
-            <w:color w:val="0000EE"/>
-            <w:u w:val="single"/>
-          </w:rPr>
-          <w:t>8:1–14</w:t>
-        </w:r>
-      </w:hyperlink>
+      <w:r>
+        <w:rPr>
+          <w:lang w:val="en_US" w:bidi="en_US"/>
+        </w:rPr>
+        <w:t>8:1–14</w:t>
+      </w:r>
       <w:r>
         <w:rPr>
           <w:lang w:val="en_US" w:bidi="en_US"/>
@@ -1566,18 +1314,12 @@
         </w:rPr>
         <w:t>a list of treasures Ezra brought to Jerusalem (</w:t>
       </w:r>
-      <w:hyperlink r:id="rId54">
-        <w:r>
-          <w:rPr>
-            <w:lang w:val="en_US" w:bidi="en_US"/>
-          </w:rPr>
-          <w:rPr>
-            <w:color w:val="0000EE"/>
-            <w:u w:val="single"/>
-          </w:rPr>
-          <w:t>8:26–27</w:t>
-        </w:r>
-      </w:hyperlink>
+      <w:r>
+        <w:rPr>
+          <w:lang w:val="en_US" w:bidi="en_US"/>
+        </w:rPr>
+        <w:t>8:26–27</w:t>
+      </w:r>
       <w:r>
         <w:rPr>
           <w:lang w:val="en_US" w:bidi="en_US"/>
@@ -1602,18 +1344,12 @@
         </w:rPr>
         <w:t>a list of the men who divorced pagan wives (</w:t>
       </w:r>
-      <w:hyperlink r:id="rId55">
-        <w:r>
-          <w:rPr>
-            <w:lang w:val="en_US" w:bidi="en_US"/>
-          </w:rPr>
-          <w:rPr>
-            <w:color w:val="0000EE"/>
-            <w:u w:val="single"/>
-          </w:rPr>
-          <w:t>10:18–44</w:t>
-        </w:r>
-      </w:hyperlink>
+      <w:r>
+        <w:rPr>
+          <w:lang w:val="en_US" w:bidi="en_US"/>
+        </w:rPr>
+        <w:t>10:18–44</w:t>
+      </w:r>
       <w:r>
         <w:rPr>
           <w:lang w:val="en_US" w:bidi="en_US"/>
@@ -1716,36 +1452,24 @@
         </w:rPr>
         <w:t>God inspired Cyrus to let the Jews return to Jerusalem after 70 years of exile (</w:t>
       </w:r>
-      <w:hyperlink r:id="rId28">
-        <w:r>
-          <w:rPr>
-            <w:lang w:val="en_US" w:bidi="en_US"/>
-          </w:rPr>
-          <w:rPr>
-            <w:color w:val="0000EE"/>
-            <w:u w:val="single"/>
-          </w:rPr>
-          <w:t>Ezra 1:1–4</w:t>
-        </w:r>
-      </w:hyperlink>
+      <w:r>
+        <w:rPr>
+          <w:lang w:val="en_US" w:bidi="en_US"/>
+        </w:rPr>
+        <w:t>Ezra 1:1–4</w:t>
+      </w:r>
       <w:r>
         <w:rPr>
           <w:lang w:val="en_US" w:bidi="en_US"/>
         </w:rPr>
         <w:t>). God also promised that treasures from other nations would come to Jerusalem to rebuild the temple (</w:t>
       </w:r>
-      <w:hyperlink r:id="rId56">
-        <w:r>
-          <w:rPr>
-            <w:lang w:val="en_US" w:bidi="en_US"/>
-          </w:rPr>
-          <w:rPr>
-            <w:color w:val="0000EE"/>
-            <w:u w:val="single"/>
-          </w:rPr>
-          <w:t>Haggai 2:7–8</w:t>
-        </w:r>
-      </w:hyperlink>
+      <w:r>
+        <w:rPr>
+          <w:lang w:val="en_US" w:bidi="en_US"/>
+        </w:rPr>
+        <w:t>Haggai 2:7–8</w:t>
+      </w:r>
       <w:r>
         <w:rPr>
           <w:lang w:val="en_US" w:bidi="en_US"/>
@@ -1764,36 +1488,24 @@
         </w:rPr>
         <w:t xml:space="preserve"> (</w:t>
       </w:r>
-      <w:hyperlink r:id="rId49">
-        <w:r>
-          <w:rPr>
-            <w:lang w:val="en_US" w:bidi="en_US"/>
-          </w:rPr>
-          <w:rPr>
-            <w:color w:val="0000EE"/>
-            <w:u w:val="single"/>
-          </w:rPr>
-          <w:t>Ezra 6:6–12</w:t>
-        </w:r>
-      </w:hyperlink>
+      <w:r>
+        <w:rPr>
+          <w:lang w:val="en_US" w:bidi="en_US"/>
+        </w:rPr>
+        <w:t>Ezra 6:6–12</w:t>
+      </w:r>
       <w:r>
         <w:rPr>
           <w:lang w:val="en_US" w:bidi="en_US"/>
         </w:rPr>
         <w:t xml:space="preserve">, </w:t>
       </w:r>
-      <w:hyperlink r:id="rId57">
-        <w:r>
-          <w:rPr>
-            <w:lang w:val="en_US" w:bidi="en_US"/>
-          </w:rPr>
-          <w:rPr>
-            <w:color w:val="0000EE"/>
-            <w:u w:val="single"/>
-          </w:rPr>
-          <w:t>6:22</w:t>
-        </w:r>
-      </w:hyperlink>
+      <w:r>
+        <w:rPr>
+          <w:lang w:val="en_US" w:bidi="en_US"/>
+        </w:rPr>
+        <w:t>6:22</w:t>
+      </w:r>
       <w:r>
         <w:rPr>
           <w:lang w:val="en_US" w:bidi="en_US"/>
@@ -1807,72 +1519,48 @@
         </w:rPr>
         <w:t>Later, when Ezra came to Jerusalem, God inspired Artaxerxes to give Ezra everything he needed (</w:t>
       </w:r>
-      <w:hyperlink r:id="rId58">
-        <w:r>
-          <w:rPr>
-            <w:lang w:val="en_US" w:bidi="en_US"/>
-          </w:rPr>
-          <w:rPr>
-            <w:color w:val="0000EE"/>
-            <w:u w:val="single"/>
-          </w:rPr>
-          <w:t>Ezra 7:6</w:t>
-        </w:r>
-      </w:hyperlink>
+      <w:r>
+        <w:rPr>
+          <w:lang w:val="en_US" w:bidi="en_US"/>
+        </w:rPr>
+        <w:t>Ezra 7:6</w:t>
+      </w:r>
       <w:r>
         <w:rPr>
           <w:lang w:val="en_US" w:bidi="en_US"/>
         </w:rPr>
         <w:t>). God also protected the Jews from attack as they traveled to Jerusalem (</w:t>
       </w:r>
-      <w:hyperlink r:id="rId59">
-        <w:r>
-          <w:rPr>
-            <w:lang w:val="en_US" w:bidi="en_US"/>
-          </w:rPr>
-          <w:rPr>
-            <w:color w:val="0000EE"/>
-            <w:u w:val="single"/>
-          </w:rPr>
-          <w:t>8:22</w:t>
-        </w:r>
-      </w:hyperlink>
+      <w:r>
+        <w:rPr>
+          <w:lang w:val="en_US" w:bidi="en_US"/>
+        </w:rPr>
+        <w:t>8:22</w:t>
+      </w:r>
       <w:r>
         <w:rPr>
           <w:lang w:val="en_US" w:bidi="en_US"/>
         </w:rPr>
         <w:t xml:space="preserve">, </w:t>
       </w:r>
-      <w:hyperlink r:id="rId60">
-        <w:r>
-          <w:rPr>
-            <w:lang w:val="en_US" w:bidi="en_US"/>
-          </w:rPr>
-          <w:rPr>
-            <w:color w:val="0000EE"/>
-            <w:u w:val="single"/>
-          </w:rPr>
-          <w:t>31</w:t>
-        </w:r>
-      </w:hyperlink>
+      <w:r>
+        <w:rPr>
+          <w:lang w:val="en_US" w:bidi="en_US"/>
+        </w:rPr>
+        <w:t>31</w:t>
+      </w:r>
       <w:r>
         <w:rPr>
           <w:lang w:val="en_US" w:bidi="en_US"/>
         </w:rPr>
         <w:t>). Ezra knew that God controlled the future of the nation (</w:t>
       </w:r>
-      <w:hyperlink r:id="rId61">
-        <w:r>
-          <w:rPr>
-            <w:lang w:val="en_US" w:bidi="en_US"/>
-          </w:rPr>
-          <w:rPr>
-            <w:color w:val="0000EE"/>
-            <w:u w:val="single"/>
-          </w:rPr>
-          <w:t>9:6–15</w:t>
-        </w:r>
-      </w:hyperlink>
+      <w:r>
+        <w:rPr>
+          <w:lang w:val="en_US" w:bidi="en_US"/>
+        </w:rPr>
+        <w:t>9:6–15</w:t>
+      </w:r>
       <w:r>
         <w:rPr>
           <w:lang w:val="en_US" w:bidi="en_US"/>
@@ -1897,36 +1585,24 @@
         </w:rPr>
         <w:t>God's people must remain pure and separate from sin in this world. Ezra was a priest from Aaron’s family line (</w:t>
       </w:r>
-      <w:hyperlink r:id="rId62">
-        <w:r>
-          <w:rPr>
-            <w:lang w:val="en_US" w:bidi="en_US"/>
-          </w:rPr>
-          <w:rPr>
-            <w:color w:val="0000EE"/>
-            <w:u w:val="single"/>
-          </w:rPr>
-          <w:t>Ezra 7:1–5</w:t>
-        </w:r>
-      </w:hyperlink>
+      <w:r>
+        <w:rPr>
+          <w:lang w:val="en_US" w:bidi="en_US"/>
+        </w:rPr>
+        <w:t>Ezra 7:1–5</w:t>
+      </w:r>
       <w:r>
         <w:rPr>
           <w:lang w:val="en_US" w:bidi="en_US"/>
         </w:rPr>
         <w:t>). He strongly believed that God’s people must remain separate from sin and false worship. The first Jews who returned to Jerusalem believed this too. They refused to work with the local pagan people (</w:t>
       </w:r>
-      <w:hyperlink r:id="rId31">
-        <w:r>
-          <w:rPr>
-            <w:lang w:val="en_US" w:bidi="en_US"/>
-          </w:rPr>
-          <w:rPr>
-            <w:color w:val="0000EE"/>
-            <w:u w:val="single"/>
-          </w:rPr>
-          <w:t>4:1–5</w:t>
-        </w:r>
-      </w:hyperlink>
+      <w:r>
+        <w:rPr>
+          <w:lang w:val="en_US" w:bidi="en_US"/>
+        </w:rPr>
+        <w:t>4:1–5</w:t>
+      </w:r>
       <w:r>
         <w:rPr>
           <w:lang w:val="en_US" w:bidi="en_US"/>
@@ -1940,54 +1616,36 @@
         </w:rPr>
         <w:t>When Ezra later came to Jerusalem, he saw that many people were not living this way (</w:t>
       </w:r>
-      <w:hyperlink r:id="rId22">
-        <w:r>
-          <w:rPr>
-            <w:lang w:val="en_US" w:bidi="en_US"/>
-          </w:rPr>
-          <w:rPr>
-            <w:color w:val="0000EE"/>
-            <w:u w:val="single"/>
-          </w:rPr>
-          <w:t>9:1–2</w:t>
-        </w:r>
-      </w:hyperlink>
+      <w:r>
+        <w:rPr>
+          <w:lang w:val="en_US" w:bidi="en_US"/>
+        </w:rPr>
+        <w:t>9:1–2</w:t>
+      </w:r>
       <w:r>
         <w:rPr>
           <w:lang w:val="en_US" w:bidi="en_US"/>
         </w:rPr>
         <w:t>). Ezra understood that this was a serious crisis (</w:t>
       </w:r>
-      <w:hyperlink r:id="rId63">
-        <w:r>
-          <w:rPr>
-            <w:lang w:val="en_US" w:bidi="en_US"/>
-          </w:rPr>
-          <w:rPr>
-            <w:color w:val="0000EE"/>
-            <w:u w:val="single"/>
-          </w:rPr>
-          <w:t>9:3–15</w:t>
-        </w:r>
-      </w:hyperlink>
+      <w:r>
+        <w:rPr>
+          <w:lang w:val="en_US" w:bidi="en_US"/>
+        </w:rPr>
+        <w:t>9:3–15</w:t>
+      </w:r>
       <w:r>
         <w:rPr>
           <w:lang w:val="en_US" w:bidi="en_US"/>
         </w:rPr>
         <w:t>). He led the people to renew their covenant with God and to separate themselves from pagan influence (</w:t>
       </w:r>
-      <w:hyperlink r:id="rId27">
-        <w:r>
-          <w:rPr>
-            <w:lang w:val="en_US" w:bidi="en_US"/>
-          </w:rPr>
-          <w:rPr>
-            <w:color w:val="0000EE"/>
-            <w:u w:val="single"/>
-          </w:rPr>
-          <w:t>10:1–11</w:t>
-        </w:r>
-      </w:hyperlink>
+      <w:r>
+        <w:rPr>
+          <w:lang w:val="en_US" w:bidi="en_US"/>
+        </w:rPr>
+        <w:t>10:1–11</w:t>
+      </w:r>
       <w:r>
         <w:rPr>
           <w:lang w:val="en_US" w:bidi="en_US"/>
@@ -2012,90 +1670,60 @@
         </w:rPr>
         <w:t>Obeying God's word is very important. As a scribe, Ezra was committed to studying and obeying God’s law. He also taught it to others (</w:t>
       </w:r>
-      <w:hyperlink r:id="rId64">
-        <w:r>
-          <w:rPr>
-            <w:lang w:val="en_US" w:bidi="en_US"/>
-          </w:rPr>
-          <w:rPr>
-            <w:color w:val="0000EE"/>
-            <w:u w:val="single"/>
-          </w:rPr>
-          <w:t>7:10</w:t>
-        </w:r>
-      </w:hyperlink>
+      <w:r>
+        <w:rPr>
+          <w:lang w:val="en_US" w:bidi="en_US"/>
+        </w:rPr>
+        <w:t>7:10</w:t>
+      </w:r>
       <w:r>
         <w:rPr>
           <w:lang w:val="en_US" w:bidi="en_US"/>
         </w:rPr>
         <w:t>). Ezra often explained his decisions by pointing to God’s instructions in Scripture. The king of Persia had told Ezra to teach and enforce the law of Moses (</w:t>
       </w:r>
-      <w:hyperlink r:id="rId65">
-        <w:r>
-          <w:rPr>
-            <w:lang w:val="en_US" w:bidi="en_US"/>
-          </w:rPr>
-          <w:rPr>
-            <w:color w:val="0000EE"/>
-            <w:u w:val="single"/>
-          </w:rPr>
-          <w:t>7:14</w:t>
-        </w:r>
-      </w:hyperlink>
+      <w:r>
+        <w:rPr>
+          <w:lang w:val="en_US" w:bidi="en_US"/>
+        </w:rPr>
+        <w:t>7:14</w:t>
+      </w:r>
       <w:r>
         <w:rPr>
           <w:lang w:val="en_US" w:bidi="en_US"/>
         </w:rPr>
         <w:t xml:space="preserve">, </w:t>
       </w:r>
-      <w:hyperlink r:id="rId66">
-        <w:r>
-          <w:rPr>
-            <w:lang w:val="en_US" w:bidi="en_US"/>
-          </w:rPr>
-          <w:rPr>
-            <w:color w:val="0000EE"/>
-            <w:u w:val="single"/>
-          </w:rPr>
-          <w:t>23–25</w:t>
-        </w:r>
-      </w:hyperlink>
+      <w:r>
+        <w:rPr>
+          <w:lang w:val="en_US" w:bidi="en_US"/>
+        </w:rPr>
+        <w:t>23–25</w:t>
+      </w:r>
       <w:r>
         <w:rPr>
           <w:lang w:val="en_US" w:bidi="en_US"/>
         </w:rPr>
         <w:t xml:space="preserve">). That is exactly what Ezra did (for example, </w:t>
       </w:r>
-      <w:hyperlink r:id="rId67">
-        <w:r>
-          <w:rPr>
-            <w:lang w:val="en_US" w:bidi="en_US"/>
-          </w:rPr>
-          <w:rPr>
-            <w:color w:val="0000EE"/>
-            <w:u w:val="single"/>
-          </w:rPr>
-          <w:t>8:35</w:t>
-        </w:r>
-      </w:hyperlink>
+      <w:r>
+        <w:rPr>
+          <w:lang w:val="en_US" w:bidi="en_US"/>
+        </w:rPr>
+        <w:t>8:35</w:t>
+      </w:r>
       <w:r>
         <w:rPr>
           <w:lang w:val="en_US" w:bidi="en_US"/>
         </w:rPr>
         <w:t xml:space="preserve">; </w:t>
       </w:r>
-      <w:hyperlink r:id="rId68">
-        <w:r>
-          <w:rPr>
-            <w:lang w:val="en_US" w:bidi="en_US"/>
-          </w:rPr>
-          <w:rPr>
-            <w:color w:val="0000EE"/>
-            <w:u w:val="single"/>
-          </w:rPr>
-          <w:t>9:1–10:17</w:t>
-        </w:r>
-      </w:hyperlink>
+      <w:r>
+        <w:rPr>
+          <w:lang w:val="en_US" w:bidi="en_US"/>
+        </w:rPr>
+        <w:t>9:1–10:17</w:t>
+      </w:r>
       <w:r>
         <w:rPr>
           <w:lang w:val="en_US" w:bidi="en_US"/>
@@ -2120,36 +1748,24 @@
         </w:rPr>
         <w:t>Prayer for others invites God’s compassion and power. Ezra’s prayer of confession shows humility as he asked God for grace (</w:t>
       </w:r>
-      <w:hyperlink r:id="rId61">
-        <w:r>
-          <w:rPr>
-            <w:lang w:val="en_US" w:bidi="en_US"/>
-          </w:rPr>
-          <w:rPr>
-            <w:color w:val="0000EE"/>
-            <w:u w:val="single"/>
-          </w:rPr>
-          <w:t>9:6–15</w:t>
-        </w:r>
-      </w:hyperlink>
+      <w:r>
+        <w:rPr>
+          <w:lang w:val="en_US" w:bidi="en_US"/>
+        </w:rPr>
+        <w:t>9:6–15</w:t>
+      </w:r>
       <w:r>
         <w:rPr>
           <w:lang w:val="en_US" w:bidi="en_US"/>
         </w:rPr>
         <w:t>). Ezra knew that a strong sermon against the people might not move them to repent. So he tore his clothes, wept, and mourned over the nation’s sin. God used Ezra’s confession to touch the people’s hearts. Many people repented and returned to God (</w:t>
       </w:r>
-      <w:hyperlink r:id="rId69">
-        <w:r>
-          <w:rPr>
-            <w:lang w:val="en_US" w:bidi="en_US"/>
-          </w:rPr>
-          <w:rPr>
-            <w:color w:val="0000EE"/>
-            <w:u w:val="single"/>
-          </w:rPr>
-          <w:t>9:6–10:17</w:t>
-        </w:r>
-      </w:hyperlink>
+      <w:r>
+        <w:rPr>
+          <w:lang w:val="en_US" w:bidi="en_US"/>
+        </w:rPr>
+        <w:t>9:6–10:17</w:t>
+      </w:r>
       <w:r>
         <w:rPr>
           <w:lang w:val="en_US" w:bidi="en_US"/>
@@ -2163,36 +1779,24 @@
         </w:rPr>
         <w:t>Earlier, Ezra had also fasted and prayed for safety on the journey to Jerusalem. He knew that only God could protect them from attack (</w:t>
       </w:r>
-      <w:hyperlink r:id="rId70">
-        <w:r>
-          <w:rPr>
-            <w:lang w:val="en_US" w:bidi="en_US"/>
-          </w:rPr>
-          <w:rPr>
-            <w:color w:val="0000EE"/>
-            <w:u w:val="single"/>
-          </w:rPr>
-          <w:t>8:21–23</w:t>
-        </w:r>
-      </w:hyperlink>
+      <w:r>
+        <w:rPr>
+          <w:lang w:val="en_US" w:bidi="en_US"/>
+        </w:rPr>
+        <w:t>8:21–23</w:t>
+      </w:r>
       <w:r>
         <w:rPr>
           <w:lang w:val="en_US" w:bidi="en_US"/>
         </w:rPr>
         <w:t xml:space="preserve">, </w:t>
       </w:r>
-      <w:hyperlink r:id="rId71">
-        <w:r>
-          <w:rPr>
-            <w:lang w:val="en_US" w:bidi="en_US"/>
-          </w:rPr>
-          <w:rPr>
-            <w:color w:val="0000EE"/>
-            <w:u w:val="single"/>
-          </w:rPr>
-          <w:t>31–32</w:t>
-        </w:r>
-      </w:hyperlink>
+      <w:r>
+        <w:rPr>
+          <w:lang w:val="en_US" w:bidi="en_US"/>
+        </w:rPr>
+        <w:t>31–32</w:t>
+      </w:r>
       <w:r>
         <w:rPr>
           <w:lang w:val="en_US" w:bidi="en_US"/>
